--- a/docs/paper_v2/eswa_paper_v2_en.docx
+++ b/docs/paper_v2/eswa_paper_v2_en.docx
@@ -28,7 +28,7 @@
     </w:p>
     <w:p>
       <w:r>
-        <w:t>Construction accident reports constitute a large but underused source of safety knowledge, and their conversion into analyzable records remains labor-intensive. This paper presents CAIEMS, an exploratory LLM-driven data engineering pipeline that processes publicly available Chinese construction accident narratives into a queryable database prototype of 2,623 records with 33 fields and 17,364 causal annotations. The annotations follow a three-tier evidence scheme: verbatim-evidence codes, semantically induced codes, and domain-prior inference codes, stored and reported separately. The pipeline integrates multi-source collection, LLM text classification, structured field extraction, causal coding under the CAICS operational scheme (5 layers, 19 categories), MECE field standardization, and an interactive Web/REST interface. Three supporting experiments are reported with their scope stated explicitly. First, a constrained comparison of four LLMs on 200 records, in which the adopted model reached 91.2% basic-field accuracy at the lowest cost among candidates; we note that the compared models ran under unequal conditions (differing temperature constraints and output budgets), so the comparison is a system-level selection exercise rather than a general capability ranking. Second, a six-strategy prompt comparison on 100 records with three-expert majority-vote ground truth (Few-Shot best, F1 = 0.669), during which we observed a prompt-phrasing sensitivity that we term the Lexical Gatekeeping Effect: interrogative conditional-check phrasing suppressed paraphrastic evidence for implicit categories (M1 recall 0.141), and a two-step judgment rephrasing raised M1 recall to 0.941 in the same setting. We report this as an observation with a practical remedy, not as an isolated causal mechanism. Third, a protocol study (n = 289) showing high agreement between the LLM and one trained annotator on six basic fields (Cohen's kappa 0.91–0.97 for categorical fields; ICC 0.985 for counts; 99.7% year-month match for dates). The boundaries of these results are stated explicitly throughout: the silver standard is partly model-derived, prompt development and final testing share one sample, and the database reflects publicly retrievable accident coverage rather than a representative sample of all construction accidents.</w:t>
+        <w:t>Construction accident reports constitute a large but underused source of safety knowledge, and their conversion into analyzable records remains labor-intensive. This paper presents CAIEMS, an exploratory LLM-driven data engineering pipeline that processes publicly available Chinese construction accident narratives into a queryable database prototype of 2,623 records with 33 fields and 17,364 causal annotations. The annotations follow a three-tier evidence scheme: verbatim-evidence codes, semantically induced codes, and domain-prior inference codes, stored and reported separately. The pipeline integrates dual-track collection from web portals and digitized case compilations, LLM text classification, structured field extraction, causal coding under the CAICS operational scheme (5 layers, 19 categories), MECE field standardization, and an interactive Web/REST interface. Three supporting experiments are reported with their scope stated explicitly. First, a constrained comparison of four LLMs on 200 records, in which the adopted model reached 91.2% basic-field accuracy at the lowest cost among candidates; we note that the compared models ran under unequal conditions (differing temperature constraints and output budgets), so the comparison is a system-level selection exercise rather than a general capability ranking. Second, a six-strategy prompt comparison on 100 records with three-expert majority-vote ground truth (Few-Shot best, F1 = 0.669), during which we observed a prompt-phrasing sensitivity that we term the Lexical Gatekeeping Effect: interrogative conditional-check phrasing suppressed paraphrastic evidence for implicit categories (M1 recall 0.141), and a two-step judgment rephrasing raised M1 recall to 0.941 in the same setting. We report this as an observation with a practical remedy, not as an isolated causal mechanism. Third, a protocol study (n = 289) showing high agreement between the LLM and one trained annotator on six basic fields (Cohen's kappa 0.91–0.97 for categorical fields; ICC 0.985 for counts; 99.7% year-month match for dates). The boundaries of these results are stated explicitly throughout: the silver standard is partly model-derived, prompt development and final testing share one sample, and the database reflects publicly retrievable accident coverage rather than a representative sample of all construction accidents.</w:t>
       </w:r>
     </w:p>
     <w:p>
@@ -56,7 +56,7 @@
     </w:p>
     <w:p>
       <w:r>
-        <w:t>Construction remains among the most hazardous industries worldwide. Each fatal construction accident generates investigation reports and news narratives that record what happened, how it happened, and why. These texts contain causal information accumulated at national scale over decades, yet they remain unstructured natural language that resists systematic analysis. In China, accident narratives are dispersed across safety information portals, local emergency-management bureaus, and news media, which makes manual compilation expensive and automated compilation a recurring engineering challenge (Kong and Ahn, 2024).</w:t>
+        <w:t>Construction remains among the most hazardous industries worldwide. Each fatal construction accident generates investigation reports and news narratives that record what happened, how it happened, and why. These texts contain causal information accumulated at national scale over decades, yet they remain unstructured natural language that resists systematic analysis. In China, accident narratives are dispersed across safety information portals, local emergency-management bureaus, news media, and published case compilations, which makes manual compilation expensive and automated compilation a recurring engineering challenge (Kong and Ahn, 2024).</w:t>
       </w:r>
     </w:p>
     <w:p>
@@ -71,7 +71,7 @@
     </w:p>
     <w:p>
       <w:r>
-        <w:t>Three contributions follow from this framing. (C1) A data engineering pipeline and database prototype: 2,623 records, 33 fields, and 17,364 causal annotations in a three-tier evidence scheme, with a Web interface and REST API; the data and code are released for inspection upon publication. (C2) The CAICS operational coding scheme — a 5-layer, 19-category set of operational definitions for construction accident causes, positioned explicitly as an operational scheme for this database rather than a new causal theory. (C3) An empirically documented prompt-phrasing sensitivity — the Lexical Gatekeeping Effect — observed during prompt development, together with a two-step judgment remedy, reported with its scope boundaries.</w:t>
+        <w:t>Three contributions follow from this framing. (C1) A data engineering pipeline and database prototype: 2,623 records assembled from a dual-track collection — web crawling of public portals and digitization of published case compilations — with 33 fields and 17,364 causal annotations in a three-tier evidence scheme, a Web interface, and a REST API; the data and code are released for inspection upon publication. (C2) The CAICS operational coding scheme — a 5-layer, 19-category set of operational definitions for construction accident causes, positioned explicitly as an operational scheme for this database rather than a new causal theory. (C3) An empirically documented prompt-phrasing sensitivity — the Lexical Gatekeeping Effect — observed during prompt development, together with a two-step judgment remedy, reported with its scope boundaries.</w:t>
       </w:r>
     </w:p>
     <w:p>
@@ -81,7 +81,7 @@
     </w:p>
     <w:p>
       <w:r>
-        <w:t>The remainder of the paper is organized as follows. Section 2 reviews related work. Section 3 describes the evidence-tier annotation scheme, the CAICS operational definitions, the pipeline architecture, and the database. Section 4 reports the three experiments with their scope statements. Section 5 discusses implications and limitations. Section 6 concludes.</w:t>
+        <w:t>The remainder of the paper is organized as follows. Section 2 reviews related work. Section 3 describes the data sources and corpus construction, the evidence-tier annotation scheme, the CAICS operational definitions, the pipeline architecture, and the database. Section 4 reports the three experiments with their scope statements. Section 5 discusses implications and limitations. Section 6 concludes.</w:t>
       </w:r>
     </w:p>
     <w:p>
@@ -248,12 +248,40 @@
         <w:rPr>
           <w:color w:val="000000"/>
         </w:rPr>
-        <w:t>3.2 CAICS: an operational coding scheme</w:t>
+        <w:t>3.2 Data sources and corpus construction</w:t>
       </w:r>
     </w:p>
     <w:p>
       <w:r>
-        <w:t>The Construction Accident Integrated Cause System (CAICS) is a 5-layer, 19-category coding scheme designed for construction accident narratives. Its layers follow the causal leak model: the management layer (M) asks why the site was vulnerable; the protection layer (F) asks why physical barriers failed; the trigger layer (T) asks what material condition initiated the event; the human act layer (H) asks what unsafe behavior preceded it; and the consequence layer (C) asks why the outcome exceeded expectation. Table 1 lists the nineteen categories with operational definitions and typical evidence keywords.</w:t>
+        <w:t>Every result reported in this paper is bounded by what the corpus contains, and the corpus was assembled rather than sampled. This section describes where the 2,623 records originate and the four procedures applied to them before any modeling — collection, cleaning, relevance filtering, and integration. These procedures elaborate Stage 1 of the pipeline architecture (Section 3.4) and the preprocessing that Stage 1 otherwise summarizes in a single sentence. We describe them at length because, in an end-to-end data engineering pipeline, the properties of the input propagate to every downstream statistic; a reader cannot judge the results in Section 4 without knowing what was collected and what was discarded.</w:t>
+      </w:r>
+    </w:p>
+    <w:p>
+      <w:r>
+        <w:t>#### 3.2.1 A dual-track corpus</w:t>
+      </w:r>
+    </w:p>
+    <w:p>
+      <w:r>
+        <w:t xml:space="preserve">The corpus combines two structurally different acquisition tracks. The </w:t>
+      </w:r>
+      <w:r>
+        <w:rPr>
+          <w:b/>
+        </w:rPr>
+        <w:t>web-collection track</w:t>
+      </w:r>
+      <w:r>
+        <w:t xml:space="preserve"> contributes 1,728 records (65.9%) retrieved by purpose-built crawlers from public portals. The </w:t>
+      </w:r>
+      <w:r>
+        <w:rPr>
+          <w:b/>
+        </w:rPr>
+        <w:t>document-digitization track</w:t>
+      </w:r>
+      <w:r>
+        <w:t xml:space="preserve"> contributes 895 records (34.1%) recovered from published case compilations distributed as PDF documents. Table 1 reports the composition of both tracks.</w:t>
       </w:r>
     </w:p>
     <w:p>
@@ -264,12 +292,739 @@
         <w:t>Table 1.</w:t>
       </w:r>
       <w:r>
+        <w:t xml:space="preserve"> Corpus composition by source track.</w:t>
+      </w:r>
+    </w:p>
+    <w:tbl>
+      <w:tblPr>
+        <w:tblStyle w:val="LightGrid-Accent1"/>
+        <w:tblW w:type="auto" w:w="0"/>
+        <w:tblLook w:firstColumn="1" w:firstRow="1" w:lastColumn="0" w:lastRow="0" w:noHBand="0" w:noVBand="1" w:val="04A0"/>
+      </w:tblPr>
+      <w:tblGrid>
+        <w:gridCol w:w="1728"/>
+        <w:gridCol w:w="1728"/>
+        <w:gridCol w:w="1728"/>
+        <w:gridCol w:w="1728"/>
+        <w:gridCol w:w="1728"/>
+      </w:tblGrid>
+      <w:tr>
+        <w:tc>
+          <w:tcPr>
+            <w:tcW w:type="dxa" w:w="1728"/>
+          </w:tcPr>
+          <w:p>
+            <w:r>
+              <w:rPr>
+                <w:b/>
+              </w:rPr>
+              <w:t>Track</w:t>
+            </w:r>
+          </w:p>
+        </w:tc>
+        <w:tc>
+          <w:tcPr>
+            <w:tcW w:type="dxa" w:w="1728"/>
+          </w:tcPr>
+          <w:p>
+            <w:r>
+              <w:rPr>
+                <w:b/>
+              </w:rPr>
+              <w:t>Source</w:t>
+            </w:r>
+          </w:p>
+        </w:tc>
+        <w:tc>
+          <w:tcPr>
+            <w:tcW w:type="dxa" w:w="1728"/>
+          </w:tcPr>
+          <w:p>
+            <w:r>
+              <w:rPr>
+                <w:b/>
+              </w:rPr>
+              <w:t>Records</w:t>
+            </w:r>
+          </w:p>
+        </w:tc>
+        <w:tc>
+          <w:tcPr>
+            <w:tcW w:type="dxa" w:w="1728"/>
+          </w:tcPr>
+          <w:p>
+            <w:r>
+              <w:rPr>
+                <w:b/>
+              </w:rPr>
+              <w:t>Share</w:t>
+            </w:r>
+          </w:p>
+        </w:tc>
+        <w:tc>
+          <w:tcPr>
+            <w:tcW w:type="dxa" w:w="1728"/>
+          </w:tcPr>
+          <w:p>
+            <w:r>
+              <w:rPr>
+                <w:b/>
+              </w:rPr>
+              <w:t>Accident period</w:t>
+            </w:r>
+          </w:p>
+        </w:tc>
+      </w:tr>
+      <w:tr>
+        <w:tc>
+          <w:tcPr>
+            <w:tcW w:type="dxa" w:w="1728"/>
+          </w:tcPr>
+          <w:p>
+            <w:r>
+              <w:t>Web collection</w:t>
+            </w:r>
+          </w:p>
+        </w:tc>
+        <w:tc>
+          <w:tcPr>
+            <w:tcW w:type="dxa" w:w="1728"/>
+          </w:tcPr>
+          <w:p>
+            <w:r>
+              <w:t>Safehoo (safehoo.com), safety news portal</w:t>
+            </w:r>
+          </w:p>
+        </w:tc>
+        <w:tc>
+          <w:tcPr>
+            <w:tcW w:type="dxa" w:w="1728"/>
+          </w:tcPr>
+          <w:p>
+            <w:r>
+              <w:t>1,247</w:t>
+            </w:r>
+          </w:p>
+        </w:tc>
+        <w:tc>
+          <w:tcPr>
+            <w:tcW w:type="dxa" w:w="1728"/>
+          </w:tcPr>
+          <w:p>
+            <w:r>
+              <w:t>47.5%</w:t>
+            </w:r>
+          </w:p>
+        </w:tc>
+        <w:tc>
+          <w:tcPr>
+            <w:tcW w:type="dxa" w:w="1728"/>
+          </w:tcPr>
+          <w:p>
+            <w:r>
+              <w:t>2005–2026</w:t>
+            </w:r>
+          </w:p>
+        </w:tc>
+      </w:tr>
+      <w:tr>
+        <w:tc>
+          <w:tcPr>
+            <w:tcW w:type="dxa" w:w="1728"/>
+          </w:tcPr>
+          <w:p>
+            <w:r/>
+          </w:p>
+        </w:tc>
+        <w:tc>
+          <w:tcPr>
+            <w:tcW w:type="dxa" w:w="1728"/>
+          </w:tcPr>
+          <w:p>
+            <w:r>
+              <w:t>Esafety (esafety.cn), safety industry portal</w:t>
+            </w:r>
+          </w:p>
+        </w:tc>
+        <w:tc>
+          <w:tcPr>
+            <w:tcW w:type="dxa" w:w="1728"/>
+          </w:tcPr>
+          <w:p>
+            <w:r>
+              <w:t>389</w:t>
+            </w:r>
+          </w:p>
+        </w:tc>
+        <w:tc>
+          <w:tcPr>
+            <w:tcW w:type="dxa" w:w="1728"/>
+          </w:tcPr>
+          <w:p>
+            <w:r>
+              <w:t>14.8%</w:t>
+            </w:r>
+          </w:p>
+        </w:tc>
+        <w:tc>
+          <w:tcPr>
+            <w:tcW w:type="dxa" w:w="1728"/>
+          </w:tcPr>
+          <w:p>
+            <w:r>
+              <w:t>2005–2026</w:t>
+            </w:r>
+          </w:p>
+        </w:tc>
+      </w:tr>
+      <w:tr>
+        <w:tc>
+          <w:tcPr>
+            <w:tcW w:type="dxa" w:w="1728"/>
+          </w:tcPr>
+          <w:p>
+            <w:r/>
+          </w:p>
+        </w:tc>
+        <w:tc>
+          <w:tcPr>
+            <w:tcW w:type="dxa" w:w="1728"/>
+          </w:tcPr>
+          <w:p>
+            <w:r>
+              <w:t>Provincial emergency-management bureaus (12 contributing sources)</w:t>
+            </w:r>
+          </w:p>
+        </w:tc>
+        <w:tc>
+          <w:tcPr>
+            <w:tcW w:type="dxa" w:w="1728"/>
+          </w:tcPr>
+          <w:p>
+            <w:r>
+              <w:t>89</w:t>
+            </w:r>
+          </w:p>
+        </w:tc>
+        <w:tc>
+          <w:tcPr>
+            <w:tcW w:type="dxa" w:w="1728"/>
+          </w:tcPr>
+          <w:p>
+            <w:r>
+              <w:t>3.4%</w:t>
+            </w:r>
+          </w:p>
+        </w:tc>
+        <w:tc>
+          <w:tcPr>
+            <w:tcW w:type="dxa" w:w="1728"/>
+          </w:tcPr>
+          <w:p>
+            <w:r>
+              <w:t>2005–2026</w:t>
+            </w:r>
+          </w:p>
+        </w:tc>
+      </w:tr>
+      <w:tr>
+        <w:tc>
+          <w:tcPr>
+            <w:tcW w:type="dxa" w:w="1728"/>
+          </w:tcPr>
+          <w:p>
+            <w:r/>
+          </w:p>
+        </w:tc>
+        <w:tc>
+          <w:tcPr>
+            <w:tcW w:type="dxa" w:w="1728"/>
+          </w:tcPr>
+          <w:p>
+            <w:r>
+              <w:t>Ministry of Emergency Management (mem.gov.cn)</w:t>
+            </w:r>
+          </w:p>
+        </w:tc>
+        <w:tc>
+          <w:tcPr>
+            <w:tcW w:type="dxa" w:w="1728"/>
+          </w:tcPr>
+          <w:p>
+            <w:r>
+              <w:t>3</w:t>
+            </w:r>
+          </w:p>
+        </w:tc>
+        <w:tc>
+          <w:tcPr>
+            <w:tcW w:type="dxa" w:w="1728"/>
+          </w:tcPr>
+          <w:p>
+            <w:r>
+              <w:t>0.1%</w:t>
+            </w:r>
+          </w:p>
+        </w:tc>
+        <w:tc>
+          <w:tcPr>
+            <w:tcW w:type="dxa" w:w="1728"/>
+          </w:tcPr>
+          <w:p>
+            <w:r>
+              <w:t>2005–2026</w:t>
+            </w:r>
+          </w:p>
+        </w:tc>
+      </w:tr>
+      <w:tr>
+        <w:tc>
+          <w:tcPr>
+            <w:tcW w:type="dxa" w:w="1728"/>
+          </w:tcPr>
+          <w:p>
+            <w:r/>
+          </w:p>
+        </w:tc>
+        <w:tc>
+          <w:tcPr>
+            <w:tcW w:type="dxa" w:w="1728"/>
+          </w:tcPr>
+          <w:p>
+            <w:r>
+              <w:t>*Subtotal*</w:t>
+            </w:r>
+          </w:p>
+        </w:tc>
+        <w:tc>
+          <w:tcPr>
+            <w:tcW w:type="dxa" w:w="1728"/>
+          </w:tcPr>
+          <w:p>
+            <w:r>
+              <w:t>*1,728*</w:t>
+            </w:r>
+          </w:p>
+        </w:tc>
+        <w:tc>
+          <w:tcPr>
+            <w:tcW w:type="dxa" w:w="1728"/>
+          </w:tcPr>
+          <w:p>
+            <w:r>
+              <w:t>*65.9%*</w:t>
+            </w:r>
+          </w:p>
+        </w:tc>
+        <w:tc>
+          <w:tcPr>
+            <w:tcW w:type="dxa" w:w="1728"/>
+          </w:tcPr>
+          <w:p>
+            <w:r/>
+          </w:p>
+        </w:tc>
+      </w:tr>
+      <w:tr>
+        <w:tc>
+          <w:tcPr>
+            <w:tcW w:type="dxa" w:w="1728"/>
+          </w:tcPr>
+          <w:p>
+            <w:r>
+              <w:t>Document digitization</w:t>
+            </w:r>
+          </w:p>
+        </w:tc>
+        <w:tc>
+          <w:tcPr>
+            <w:tcW w:type="dxa" w:w="1728"/>
+          </w:tcPr>
+          <w:p>
+            <w:r>
+              <w:t>Fan Xiren, *800 Cases of Major Fatal Accidents in Building Construction*</w:t>
+            </w:r>
+          </w:p>
+        </w:tc>
+        <w:tc>
+          <w:tcPr>
+            <w:tcW w:type="dxa" w:w="1728"/>
+          </w:tcPr>
+          <w:p>
+            <w:r>
+              <w:t>703</w:t>
+            </w:r>
+          </w:p>
+        </w:tc>
+        <w:tc>
+          <w:tcPr>
+            <w:tcW w:type="dxa" w:w="1728"/>
+          </w:tcPr>
+          <w:p>
+            <w:r>
+              <w:t>26.8%</w:t>
+            </w:r>
+          </w:p>
+        </w:tc>
+        <w:tc>
+          <w:tcPr>
+            <w:tcW w:type="dxa" w:w="1728"/>
+          </w:tcPr>
+          <w:p>
+            <w:r>
+              <w:t>1978–1990</w:t>
+            </w:r>
+          </w:p>
+        </w:tc>
+      </w:tr>
+      <w:tr>
+        <w:tc>
+          <w:tcPr>
+            <w:tcW w:type="dxa" w:w="1728"/>
+          </w:tcPr>
+          <w:p>
+            <w:r/>
+          </w:p>
+        </w:tc>
+        <w:tc>
+          <w:tcPr>
+            <w:tcW w:type="dxa" w:w="1728"/>
+          </w:tcPr>
+          <w:p>
+            <w:r>
+              <w:t>MOHURD accident case compilations (3 volumes)</w:t>
+            </w:r>
+          </w:p>
+        </w:tc>
+        <w:tc>
+          <w:tcPr>
+            <w:tcW w:type="dxa" w:w="1728"/>
+          </w:tcPr>
+          <w:p>
+            <w:r>
+              <w:t>192</w:t>
+            </w:r>
+          </w:p>
+        </w:tc>
+        <w:tc>
+          <w:tcPr>
+            <w:tcW w:type="dxa" w:w="1728"/>
+          </w:tcPr>
+          <w:p>
+            <w:r>
+              <w:t>7.3%</w:t>
+            </w:r>
+          </w:p>
+        </w:tc>
+        <w:tc>
+          <w:tcPr>
+            <w:tcW w:type="dxa" w:w="1728"/>
+          </w:tcPr>
+          <w:p>
+            <w:r>
+              <w:t>2005–2026</w:t>
+            </w:r>
+          </w:p>
+        </w:tc>
+      </w:tr>
+      <w:tr>
+        <w:tc>
+          <w:tcPr>
+            <w:tcW w:type="dxa" w:w="1728"/>
+          </w:tcPr>
+          <w:p>
+            <w:r/>
+          </w:p>
+        </w:tc>
+        <w:tc>
+          <w:tcPr>
+            <w:tcW w:type="dxa" w:w="1728"/>
+          </w:tcPr>
+          <w:p>
+            <w:r>
+              <w:t>*Subtotal*</w:t>
+            </w:r>
+          </w:p>
+        </w:tc>
+        <w:tc>
+          <w:tcPr>
+            <w:tcW w:type="dxa" w:w="1728"/>
+          </w:tcPr>
+          <w:p>
+            <w:r>
+              <w:t>*895*</w:t>
+            </w:r>
+          </w:p>
+        </w:tc>
+        <w:tc>
+          <w:tcPr>
+            <w:tcW w:type="dxa" w:w="1728"/>
+          </w:tcPr>
+          <w:p>
+            <w:r>
+              <w:t>*34.1%*</w:t>
+            </w:r>
+          </w:p>
+        </w:tc>
+        <w:tc>
+          <w:tcPr>
+            <w:tcW w:type="dxa" w:w="1728"/>
+          </w:tcPr>
+          <w:p>
+            <w:r/>
+          </w:p>
+        </w:tc>
+      </w:tr>
+      <w:tr>
+        <w:tc>
+          <w:tcPr>
+            <w:tcW w:type="dxa" w:w="1728"/>
+          </w:tcPr>
+          <w:p>
+            <w:r>
+              <w:t>Total</w:t>
+            </w:r>
+          </w:p>
+        </w:tc>
+        <w:tc>
+          <w:tcPr>
+            <w:tcW w:type="dxa" w:w="1728"/>
+          </w:tcPr>
+          <w:p>
+            <w:r/>
+          </w:p>
+        </w:tc>
+        <w:tc>
+          <w:tcPr>
+            <w:tcW w:type="dxa" w:w="1728"/>
+          </w:tcPr>
+          <w:p>
+            <w:r>
+              <w:t>2,623</w:t>
+            </w:r>
+          </w:p>
+        </w:tc>
+        <w:tc>
+          <w:tcPr>
+            <w:tcW w:type="dxa" w:w="1728"/>
+          </w:tcPr>
+          <w:p>
+            <w:r>
+              <w:t>100%</w:t>
+            </w:r>
+          </w:p>
+        </w:tc>
+        <w:tc>
+          <w:tcPr>
+            <w:tcW w:type="dxa" w:w="1728"/>
+          </w:tcPr>
+          <w:p>
+            <w:r/>
+          </w:p>
+        </w:tc>
+      </w:tr>
+    </w:tbl>
+    <w:p>
+      <w:r>
+        <w:t>The two tracks are not interchangeable, and presenting them as a single homogeneous source would misrepresent the database. The digitization track carries the historical depth of the corpus: the 703 records drawn from the Fan compilation are the sole source of the 1978–1990 block, and no web source contributes to that period. The web track supplies the contemporary record, including all government investigation reports, which are the most detailed and most authoritative documents in the corpus. Because the two tracks differ systematically in writing register, length, and field completeness, the pipeline applies the same extraction and coding prompts to both but reports source composition alongside aggregate statistics, and the Web interface exposes the source track as a filterable attribute.</w:t>
+      </w:r>
+    </w:p>
+    <w:p>
+      <w:r>
+        <w:t xml:space="preserve">The corpus spans 1978 to 2026 with a pronounced gap. Of the 2,623 records, 698 (26.6%) fall in 1978–1990, 1,895 (72.2%) fall in 2005–2026, and 30 (1.1%) carry no resolvable date. </w:t>
+      </w:r>
+      <w:r>
+        <w:rPr>
+          <w:b/>
+        </w:rPr>
+        <w:t>The period 1991–2004 is absent entirely.</w:t>
+      </w:r>
+      <w:r>
+        <w:t xml:space="preserve"> This gap reflects the availability of digital sources rather than any discontinuity in construction safety: the historical compilation covers the early reform period, and sustained public web publication of accident investigation reports begins in the mid-2000s. A longitudinal claim drawn from this database is therefore a comparison between two separated windows, not a continuous trend, and we do not treat the corpus as representative of any underlying population.</w:t>
+      </w:r>
+    </w:p>
+    <w:p>
+      <w:r>
+        <w:t>#### 3.2.2 Collection schemes</w:t>
+      </w:r>
+    </w:p>
+    <w:p>
+      <w:r>
+        <w:rPr>
+          <w:b/>
+        </w:rPr>
+        <w:t>Web-collection track.</w:t>
+      </w:r>
+      <w:r>
+        <w:t xml:space="preserve"> Twenty-five collectors acquire the web portion. Each implements a common interface and is registered in a central registry; the implementations fall into four families — one search-engine aggregator that issues predefined queries and admits results only from a domain whitelist; nineteen provincial emergency-management bureau collectors that parse HTML listing and detail pages and, in most cases, download and extract attached PDF investigation reports; two national-level collectors (Ministry of Emergency Management and MOHURD); and three auxiliary importers covering open-government datasets, a safety-news special-topic archive, and two published academic accident datasets.</w:t>
+      </w:r>
+    </w:p>
+    <w:p>
+      <w:r>
+        <w:t>HTTP retrieval uses a single client library across all collectors (httpx, timeouts of 15–60 s). HTML is parsed with BeautifulSoup, using lxml or the standard-library parser according to the source's markup. Main-text extraction prefers trafilatura where page structure permits, falls back to a BeautifulSoup pass that removes script, style, navigation, footer, and form elements, and falls back again to tag stripping with entity unescaping. Attached PDFs are extracted with PyMuPDF when a text layer is present and routed to a document-parsing service with OCR capability when it is not.</w:t>
+      </w:r>
+    </w:p>
+    <w:p>
+      <w:r>
+        <w:t>Query construction combines two mechanisms. The aggregator issues 17 predefined query templates covering collapse, fall from height, hoisting, excavation, scaffolding, electrocution, fire, poisoning, struck-by, and machinery, together with ministry-level report queries; per-record search enhancement (Section 3.4) later generates up to three additional queries from each accident's own place names and keywords. Admission of a search result is restricted to a whitelist of 15 news domains plus any `gov.cn` host, which keeps search-derived material inside the same source population as the targeted collectors.</w:t>
+      </w:r>
+    </w:p>
+    <w:p>
+      <w:r>
+        <w:t xml:space="preserve">Politeness and robustness measures are deliberately conventional: a fixed desktop browser user-agent, complete request headers including language preference and, for search-derived requests, a referer, a serial inter-request delay of 1–5 s per collector, and three retrieval attempts per URL with a two-second backoff. </w:t>
+      </w:r>
+      <w:r>
+        <w:rPr>
+          <w:b/>
+        </w:rPr>
+        <w:t>We did not implement proxy rotation, user-agent rotation, JavaScript rendering, or CAPTCHA handling, and collection is entirely serial rather than distributed.</w:t>
+      </w:r>
+      <w:r>
+        <w:t xml:space="preserve"> We state this explicitly because it bounds both the collection rate and the extendability of the current corpus: sources that require session handling or dynamic rendering fall outside the present scheme and are represented only insofar as their reports are mirrored on admitted sites.</w:t>
+      </w:r>
+    </w:p>
+    <w:p>
+      <w:r>
+        <w:rPr>
+          <w:b/>
+        </w:rPr>
+        <w:t>Document-digitization track.</w:t>
+      </w:r>
+      <w:r>
+        <w:t xml:space="preserve"> Each volume is converted to text either by extracting its existing text layer or, for scanned volumes, through OCR document parsing, and is then segmented into individual cases. Two segmentation procedures are available. A rule-based splitter anchors on the structural heading convention these compilations use, and an LLM-based splitter returns a start marker and an end marker for each case, after which the cases are cut programmatically by string search rather than accepting model-generated character offsets — the resulting spans are therefore exactly recoverable from the source document and can be audited. Segments below a minimum length (50–100 characters, depending on the splitter) are discarded. Each retained case then enters the same cleaning, filtering, and coding pathway as a web record, so the two tracks converge before any information extraction takes place.</w:t>
+      </w:r>
+    </w:p>
+    <w:p>
+      <w:r>
+        <w:t>#### 3.2.3 Cleaning, normalization, and rule-based pre-extraction</w:t>
+      </w:r>
+    </w:p>
+    <w:p>
+      <w:r>
+        <w:t>Cleaning and the bulk of field extraction are performed by deterministic rules rather than by model calls. Three components operate in sequence on every candidate record.</w:t>
+      </w:r>
+    </w:p>
+    <w:p>
+      <w:r>
+        <w:t>The text cleaner removes boilerplate and rendering artifacts. Ten regular-expression patterns strip recurring site furniture — copyright notices, ICP filing numbers, technical-support lines, sponsorship lines, browser-compatibility notices, disclaimers, and privacy statements — and eight zero-width or invisible code points are deleted. HTML entities are unescaped and text is normalized to NFKC, which folds full-width forms onto their half-width equivalents; runs of whitespace collapse, and more than two consecutive newlines are reduced. Lines shorter than four characters that contain no digit are dropped, a filter that removes stray headings while preserving short lines carrying casualty figures. Documents longer than 50,000 characters are truncated, retaining the leading portion, since accident narratives state the salient facts early. The cleaner is applied identically to web text and to digitized case text.</w:t>
+      </w:r>
+    </w:p>
+    <w:p>
+      <w:r>
+        <w:t>A rule-based field extractor then applies ordered regular-expression patterns across eight field groups — date, location, casualties, accident type, severity, direct economic loss, contractor, and project name. Patterns are ordered by specificity and carry priority weights; for example, a fully specified date (`YYYY年M月D日`) outranks a year-month form, which outranks a month-day form recovered by context. Every extracted value passes plausibility checks (a year within 2000–2030, a death toll below 200, an injury count below 500). A weighted confidence score combines the presence of a date, a city, an accident type, and a death toll, with a small bonus for each additional field recovered.</w:t>
+      </w:r>
+    </w:p>
+    <w:p>
+      <w:r>
+        <w:t>A normalizer maps both extracted and free-text values onto controlled vocabularies: accident type onto one of twelve categories; severity onto the four statutory tiers defined by Chinese accident regulations — general, relatively major, major, and particularly major, at death-toll thresholds of 3, 10, and 30 — with an explicit severity phrase in the text taking precedence over the inferred tier; province and city onto canonical administrative names through a mapping of more than ninety city-to-province entries; and dates onto ISO format, with Chinese numeral expressions converted to integers.</w:t>
+      </w:r>
+    </w:p>
+    <w:p>
+      <w:r>
+        <w:t>The economic rationale for this layer is explicit. Because it is deterministic and incurs no API cost, it runs on every record without qualification, and its confidence output decides what happens next: a record whose confidence falls below 0.7, or which is missing three or more of the four critical fields, is flagged for enhancement, and the remaining records proceed with rule-derived values. This design keeps the majority of field-level values independent of any model, which is what allows Section 4.3 to compare rule-derived and model-derived fields against an independent annotator.</w:t>
+      </w:r>
+    </w:p>
+    <w:p>
+      <w:r>
+        <w:t>#### 3.2.4 Relevance filtering and deduplication</w:t>
+      </w:r>
+    </w:p>
+    <w:p>
+      <w:r>
+        <w:rPr>
+          <w:b/>
+        </w:rPr>
+        <w:t>Relevance filtering.</w:t>
+      </w:r>
+      <w:r>
+        <w:t xml:space="preserve"> Not every collected page concerns a construction accident; portals also carry regulatory notices, training announcements, and industrial accidents from mining, chemicals, and transport. Filtering proceeds in two gates, the second of which is described with the pipeline stages.</w:t>
+      </w:r>
+    </w:p>
+    <w:p>
+      <w:r>
+        <w:t>The first gate operates on titles. Twenty-six construction keywords — covering building, municipal works, demolition, scaffolding, tower cranes, foundation pits, formwork, and the standard accident-type terms — admit a title if any one matches, while eight disqualifying patterns reject administrative documents outright (supervision notices, interim measures, management rules, implementation details, training sessions, and the accident-reporting regulation itself). This gate is deliberately permissive: its purpose is to discard obvious non-accidents cheaply, not to decide the borderline cases.</w:t>
+      </w:r>
+    </w:p>
+    <w:p>
+      <w:r>
+        <w:t xml:space="preserve">Records passing the title gate face a rule-based classifier that scores four signal vocabularies against the title and the opening of the body text. One vocabulary lists roughly thirty terms that occur almost exclusively on construction sites (tower crane, construction hoist, foundation pit works, formwork support, concrete pouring, rebar tying, earthwork excavation, pile foundations). A second lists roughly twenty-eight construction terms that also appear in industrial settings (construction site, building works, scaffolding, work at height, demolition works). A third lists roughly fifty industrial and extractive terms (mining, steel, cement, chemicals, textiles, power). A fourth lists roughly twenty disqualifying terms (road traffic, highway, railway derailment, coal-mine gas, fishing vessels, flood control, hazardous chemicals). Seven ordered rules then combine these signals: specific construction vocabulary admits a record even if an industrial firm is named, an industrial firm with fewer than three construction signals is rejected, a non-industrial firm with two or more construction signals is admitted, and a single construction signal is admitted with low confidence and routed onward rather than decided. The classifier returns a binary judgment with a confidence of </w:t>
+      </w:r>
+      <w:r>
+        <w:rPr>
+          <w:i/>
+        </w:rPr>
+        <w:t>high</w:t>
+      </w:r>
+      <w:r>
+        <w:t xml:space="preserve"> or </w:t>
+      </w:r>
+      <w:r>
+        <w:rPr>
+          <w:i/>
+        </w:rPr>
+        <w:t>low</w:t>
+      </w:r>
+      <w:r>
+        <w:t>; only high-confidence judgments are final.</w:t>
+      </w:r>
+    </w:p>
+    <w:p>
+      <w:r>
+        <w:rPr>
+          <w:b/>
+        </w:rPr>
+        <w:t>Deduplication.</w:t>
+      </w:r>
+      <w:r>
+        <w:t xml:space="preserve"> Mirrored and reprinted reports of a single accident are common across Chinese news portals, so a record's provenance is not evidence of its uniqueness. The pipeline applies a four-layer procedure, ordered from cheap and exact to expensive and approximate. Layer 1 compares URL identity, using a hash of the URL with the scheme prefix, `www`, trailing slash, and fragment removed. Layer 2 compares a structural fingerprint assembled from year-month, city, death toll, injury toll, and accident type, hashing to twelve hexadecimal characters; because the fingerprint uses year-month rather than the full date, it tolerates the reporting-date discrepancies of a few days that occur when a portal republishes an investigation report. Layer 3 compares title semantics, encoding titles with a Chinese sentence-embedding model and flagging a pair whose cosine similarity reaches 0.85; the candidate set is restricted to a spatial–temporal bucket keyed on month and province, which keeps the comparison from growing with corpus size. When the embedding model is unavailable, an edit-distance ratio with a threshold of 0.80 substitutes. Layer 4 cross-validates four facts independently of title wording — date proximity, city identity, casualty agreement, and accident-type agreement — and requires at least two checks to pass with a normalized agreement above 0.75.</w:t>
+      </w:r>
+    </w:p>
+    <w:p>
+      <w:r>
+        <w:t>The design intent is that exact and structural layers intercept the large majority of duplicates and only genuinely ambiguous cases reach the semantic layer. When a duplicate is detected, the pipeline does not discard the incoming record. It merges: the new source URL is appended to the existing record, the source counter increments, and any field the existing record lacks is filled from the new one. Forty-five records in the database carry more than one source URL, and the merged set is exposed through the interface, so a user can see that a given finding rests on, or is corroborated by, more than one publication.</w:t>
+      </w:r>
+    </w:p>
+    <w:p>
+      <w:r>
+        <w:rPr>
+          <w:b/>
+        </w:rPr>
+        <w:t>Integration.</w:t>
+      </w:r>
+      <w:r>
+        <w:t xml:space="preserve"> Accepted records are written to storage under two idempotency rules. Raw candidate text is keyed by a hash of its source URL, so re-running collection over the same source adds nothing and the pipeline can be resumed after interruption. Classification, the most expensive per-record step, checkpoints every ten records, so an interrupted run resumes from the last checkpoint rather than re-issuing model calls. Both properties matter for a corpus of this size assembled by a small team: they make collection and classification restartable without manual bookkeeping.</w:t>
+      </w:r>
+    </w:p>
+    <w:p>
+      <w:pPr>
+        <w:pStyle w:val="Heading2"/>
+      </w:pPr>
+      <w:r>
+        <w:rPr>
+          <w:color w:val="000000"/>
+        </w:rPr>
+        <w:t>3.3 CAICS: an operational coding scheme</w:t>
+      </w:r>
+    </w:p>
+    <w:p>
+      <w:r>
+        <w:t>The Construction Accident Integrated Cause System (CAICS) is a 5-layer, 19-category coding scheme designed for construction accident narratives. Its layers follow the causal leak model: the management layer (M) asks why the site was vulnerable; the protection layer (F) asks why physical barriers failed; the trigger layer (T) asks what material condition initiated the event; the human act layer (H) asks what unsafe behavior preceded it; and the consequence layer (C) asks why the outcome exceeded expectation. Table 2 lists the nineteen categories with operational definitions and typical evidence keywords.</w:t>
+      </w:r>
+    </w:p>
+    <w:p>
+      <w:r>
+        <w:rPr>
+          <w:b/>
+        </w:rPr>
+        <w:t>Table 2.</w:t>
+      </w:r>
+      <w:r>
         <w:t xml:space="preserve"> The CAICS coding scheme: operational definitions.</w:t>
       </w:r>
     </w:p>
     <w:p>
       <w:r>
-        <w:t>[表1占位：待手绘 — 5 层 19 类操作定义表]</w:t>
+        <w:t>[表2占位：待手绘 — 5 层 19 类操作定义表]</w:t>
       </w:r>
     </w:p>
     <w:p>
@@ -285,7 +1040,7 @@
         <w:rPr>
           <w:color w:val="000000"/>
         </w:rPr>
-        <w:t>3.3 Pipeline architecture</w:t>
+        <w:t>3.4 Pipeline architecture</w:t>
       </w:r>
     </w:p>
     <w:p>
@@ -327,7 +1082,7 @@
         <w:t>Stage 1: Multi-source collection.</w:t>
       </w:r>
       <w:r>
-        <w:t xml:space="preserve"> A crawler ingests accident reports from public safety information portals (safehoo.com, esafety.cn) and local emergency-management bureaus. Raw HTML is parsed into candidate records. The corpus spans two blocks — a historical block (1978–1990, 698 records, 26.6%) digitized from a published accident compilation, and a contemporary block (2005–2026, 1,925 records, 73.4%) collected from news portals; 1991–2004 is unrepresented. Reports at overseas sites of Chinese contractors (22 records) are retained but excluded from provincial statistics. Because the sources are public web pages, the database covers publicly retrievable accident coverage and should not be read as a representative sample of all construction accidents; severe accidents are overrepresented relative to the underlying population, and the same accident may appear through multiple mirrored reports.</w:t>
+        <w:t xml:space="preserve"> Accident reports are acquired from public safety information portals (safehoo.com, esafety.cn), provincial and national emergency-management bureaus, and published case compilations, following the dual-track scheme and the collection, cleaning, and filtering procedures described in Section 3.2. Stage 1 yields the deduplicated working corpus of 2,623 records whose composition is reported in Table 1. Reports at overseas sites of Chinese contractors (22 records) are retained but excluded from provincial statistics.</w:t>
       </w:r>
     </w:p>
     <w:p>
@@ -338,13 +1093,13 @@
         <w:t>Stage 2: LLM text classification.</w:t>
       </w:r>
       <w:r>
-        <w:t xml:space="preserve"> Candidate pages are heterogeneous. A lightweight LLM classifier assigns each record one of three text types: </w:t>
+        <w:t xml:space="preserve"> Candidate pages are heterogeneous, and a page that mentions accidents is not necessarily a report of one. A lightweight LLM classifier assigns each record one of six text types — </w:t>
       </w:r>
       <w:r>
         <w:rPr>
           <w:i/>
         </w:rPr>
-        <w:t>single</w:t>
+        <w:t>single-accident report</w:t>
       </w:r>
       <w:r>
         <w:t xml:space="preserve">, </w:t>
@@ -353,7 +1108,34 @@
         <w:rPr>
           <w:i/>
         </w:rPr>
-        <w:t>multi</w:t>
+        <w:t>multi-accident compilation</w:t>
+      </w:r>
+      <w:r>
+        <w:t xml:space="preserve">, </w:t>
+      </w:r>
+      <w:r>
+        <w:rPr>
+          <w:i/>
+        </w:rPr>
+        <w:t>regulatory document</w:t>
+      </w:r>
+      <w:r>
+        <w:t xml:space="preserve">, </w:t>
+      </w:r>
+      <w:r>
+        <w:rPr>
+          <w:i/>
+        </w:rPr>
+        <w:t>aggregate statistics</w:t>
+      </w:r>
+      <w:r>
+        <w:t xml:space="preserve">, </w:t>
+      </w:r>
+      <w:r>
+        <w:rPr>
+          <w:i/>
+        </w:rPr>
+        <w:t>training material</w:t>
       </w:r>
       <w:r>
         <w:t xml:space="preserve">, or </w:t>
@@ -365,7 +1147,7 @@
         <w:t>other</w:t>
       </w:r>
       <w:r>
-        <w:t>, using few-shot prompting with five annotated examples. This stage removed 895 textbook-derived records and all advertisement and navigation pages. We note that the classifier is imperfect: in the agreement study's 300-record draw, 11 records were excluded at annotation time as multi-accident texts, indicating residual classification error that the current pipeline does not fully audit; multi-accident splitting rules and cross-source deduplication of mirrored reports remain partially manual.</w:t>
+        <w:t xml:space="preserve"> — using few-shot prompting with five annotated examples. The six types reduce to three dispositions: single-accident reports proceed; multi-accident compilations are split into their constituent cases; and the remaining four types are routed out of the corpus. This stage is what removes regulatory notices, aggregate statistics, training material, and advertisement or navigation text that survived the rule-based gates of Section 3.2.4. The 895 digitized records described in Section 3.2 do not pass through this stage; their separation into individual cases is performed at the document level by the segmentation path described there, which effects the same distinction before the records enter the corpus. We note that the classifier is imperfect: in the agreement study's 300-record draw, 11 records were excluded at annotation time as multi-accident texts, indicating residual classification error that the current pipeline does not fully audit, and the multi-accident splitting rules remain partly heuristic.</w:t>
       </w:r>
     </w:p>
     <w:p>
@@ -424,7 +1206,7 @@
         <w:t>Stage 5: LLM-first MECE enum standardization.</w:t>
       </w:r>
       <w:r>
-        <w:t xml:space="preserve"> Five free-text fields (work task, equipment, material, worker type, building structure) are normalized through an LLM-first procedure: the LLM reviews the value distribution across the corpus, designs a MECE framework, and maps every observed value. Table 2 reports the resulting enumerations with non-null denominators stated explicitly.</w:t>
+        <w:t xml:space="preserve"> Five free-text fields (work task, equipment, material, worker type, building structure) are normalized through an LLM-first procedure: the LLM reviews the value distribution across the corpus, designs a MECE framework, and maps every observed value. Table 3 reports the resulting enumerations with non-null denominators stated explicitly.</w:t>
       </w:r>
     </w:p>
     <w:p>
@@ -432,7 +1214,7 @@
         <w:rPr>
           <w:b/>
         </w:rPr>
-        <w:t>Table 2.</w:t>
+        <w:t>Table 3.</w:t>
       </w:r>
       <w:r>
         <w:t xml:space="preserve"> MECE enumerations produced by the LLM-first procedure.</w:t>
@@ -798,7 +1580,7 @@
         <w:rPr>
           <w:color w:val="000000"/>
         </w:rPr>
-        <w:t>3.4 Multimodal extension</w:t>
+        <w:t>3.5 Multimodal extension</w:t>
       </w:r>
     </w:p>
     <w:p>
@@ -814,12 +1596,12 @@
         <w:rPr>
           <w:color w:val="000000"/>
         </w:rPr>
-        <w:t>3.5 Database statistics</w:t>
+        <w:t>3.6 Database statistics</w:t>
       </w:r>
     </w:p>
     <w:p>
       <w:r>
-        <w:t>Table 3 summarizes the database with counts that close against the total.</w:t>
+        <w:t>Table 4 summarizes the database with counts that close against the total.</w:t>
       </w:r>
     </w:p>
     <w:p>
@@ -827,7 +1609,7 @@
         <w:rPr>
           <w:b/>
         </w:rPr>
-        <w:t>Table 3.</w:t>
+        <w:t>Table 4.</w:t>
       </w:r>
       <w:r>
         <w:t xml:space="preserve"> Database statistics.</w:t>
@@ -1137,7 +1919,7 @@
         <w:t>Full corpus.</w:t>
       </w:r>
       <w:r>
-        <w:t xml:space="preserve"> The pipeline produced 2,623 single-accident records spanning 1978–2026, with 33 fields and 17,364 tiered causal annotations.</w:t>
+        <w:t xml:space="preserve"> The pipeline produced 2,623 single-accident records spanning 1978–2026, with 33 fields and 17,364 tiered causal annotations. The corpus combines a web-collection track (1,728 records) and a document-digitization track (895 records); Section 3.2 reports its composition and construction, including the 1991–2004 gap.</w:t>
       </w:r>
     </w:p>
     <w:p>
@@ -1275,7 +2057,7 @@
     </w:p>
     <w:p>
       <w:r>
-        <w:t>Table 4 reports per-field accuracy. The three strongest models reach 91.2–91.5% overall, with uniformly high accuracy on severity, death toll, and provincial location. City extraction is the hardest field (81.5–88.0%): Chinese reports frequently name county-level cities while the reference records the parent prefecture-level city. Kimi K2.6 lags far behind (63.9%), consistent with its enforced temperature introducing output instability.</w:t>
+        <w:t>Table 5 reports per-field accuracy. The three strongest models reach 91.2–91.5% overall, with uniformly high accuracy on severity, death toll, and provincial location. City extraction is the hardest field (81.5–88.0%): Chinese reports frequently name county-level cities while the reference records the parent prefecture-level city. Kimi K2.6 lags far behind (63.9%), consistent with its enforced temperature introducing output instability.</w:t>
       </w:r>
     </w:p>
     <w:p>
@@ -1283,7 +2065,7 @@
         <w:rPr>
           <w:b/>
         </w:rPr>
-        <w:t>Table 4.</w:t>
+        <w:t>Table 5.</w:t>
       </w:r>
       <w:r>
         <w:t xml:space="preserve"> Basic field extraction accuracy (%), Experiment 1.</w:t>
@@ -1736,7 +2518,7 @@
     </w:tbl>
     <w:p>
       <w:r>
-        <w:t>Table 5 reports causal coding by dimension. DeepSeek V4 shows the highest average precision (89.5%) and the lowest recall among the capable models (52.7%), while Qwen 3.7 shows the mirror trade-off (78.0% precision, 80.5% recall). Cost and latency complete the adoption picture: USD 0.13 for DeepSeek V4 versus 0.43 (Qwen 3.7), 2.91 (GLM 5.2), and 2.84 (Kimi K2.6) over 200 records; latency 9.8 s versus 8.6 s, 27.0 s, and 74.9 s per record. We adopted DeepSeek V4 for the pipeline.</w:t>
+        <w:t>Table 6 reports causal coding by dimension. DeepSeek V4 shows the highest average precision (89.5%) and the lowest recall among the capable models (52.7%), while Qwen 3.7 shows the mirror trade-off (78.0% precision, 80.5% recall). Cost and latency complete the adoption picture: USD 0.13 for DeepSeek V4 versus 0.43 (Qwen 3.7), 2.91 (GLM 5.2), and 2.84 (Kimi K2.6) over 200 records; latency 9.8 s versus 8.6 s, 27.0 s, and 74.9 s per record. We adopted DeepSeek V4 for the pipeline.</w:t>
       </w:r>
     </w:p>
     <w:p>
@@ -1744,7 +2526,7 @@
         <w:rPr>
           <w:b/>
         </w:rPr>
-        <w:t>Table 5.</w:t>
+        <w:t>Table 6.</w:t>
       </w:r>
       <w:r>
         <w:t xml:space="preserve"> Causal coding precision / recall / F1 (%) by dimension, Experiment 1.</w:t>
@@ -2117,7 +2899,7 @@
         <w:rPr>
           <w:b/>
         </w:rPr>
-        <w:t>Table 6.</w:t>
+        <w:t>Table 7.</w:t>
       </w:r>
       <w:r>
         <w:t xml:space="preserve"> Performance of six prompting strategies (majority-vote ground truth, n = 100).</w:t>
@@ -2821,7 +3603,7 @@
     </w:p>
     <w:p>
       <w:r>
-        <w:t>The v1→v2 transition changed several prompt properties at once — the question form, the addition of the two-step judgment, the explicit authorization of inference, and the output-policy instruction. We therefore ran a four-cell comparison on the same sample: v1 (conditional checks + conservative), v2a (two-step judgment + conservative), v2b (conditional checks + coverage), and v2 (two-step judgment + coverage). Table 7 reports the results. Holding the conservative instruction constant, the phrasing change alone (v1 → v2a) raises M1 recall from 0.141 to 0.941 — 0.800 of the total 0.847 M1-recall recovery — while holding phrasing constant, the policy change alone (v1 → v2b) raises it only to 0.329. At the aggregate level the two manipulations contribute comparably (F1 +0.161 vs. +0.150).</w:t>
+        <w:t>The v1→v2 transition changed several prompt properties at once — the question form, the addition of the two-step judgment, the explicit authorization of inference, and the output-policy instruction. We therefore ran a four-cell comparison on the same sample: v1 (conditional checks + conservative), v2a (two-step judgment + conservative), v2b (conditional checks + coverage), and v2 (two-step judgment + coverage). Table 8 reports the results. Holding the conservative instruction constant, the phrasing change alone (v1 → v2a) raises M1 recall from 0.141 to 0.941 — 0.800 of the total 0.847 M1-recall recovery — while holding phrasing constant, the policy change alone (v1 → v2b) raises it only to 0.329. At the aggregate level the two manipulations contribute comparably (F1 +0.161 vs. +0.150).</w:t>
       </w:r>
     </w:p>
     <w:p>
@@ -2834,7 +3616,7 @@
         <w:rPr>
           <w:b/>
         </w:rPr>
-        <w:t>Table 7.</w:t>
+        <w:t>Table 8.</w:t>
       </w:r>
       <w:r>
         <w:t xml:space="preserve"> Four-cell comparison of phrasing and output policy (n = 100, majority-vote ground truth, DeepSeek V4, temperature 0.0).</w:t>
@@ -3623,7 +4405,7 @@
     </w:p>
     <w:p>
       <w:r>
-        <w:t>On the agreement sample (n = 289), the LLM and the annotator labeled the six fields independently. Table 8 reports the results. For the three categorical fields, Cohen's kappa is 0.9136 (accident type), 0.9477 (severity), and 0.9746 (province). For the two count fields, ICC(2,1) is 0.9849 (deaths) and 0.9853 (injuries), with mean absolute errors of 0.118 and 0.087 per record. Date agreement is 99.7% at year-month granularity. These are three different statistics applied to three different kinds of fields; we report them under their proper names rather than summarizing them under a single kappa label.</w:t>
+        <w:t>On the agreement sample (n = 289), the LLM and the annotator labeled the six fields independently. Table 9 reports the results. For the three categorical fields, Cohen's kappa is 0.9136 (accident type), 0.9477 (severity), and 0.9746 (province). For the two count fields, ICC(2,1) is 0.9849 (deaths) and 0.9853 (injuries), with mean absolute errors of 0.118 and 0.087 per record. Date agreement is 99.7% at year-month granularity. These are three different statistics applied to three different kinds of fields; we report them under their proper names rather than summarizing them under a single kappa label.</w:t>
       </w:r>
     </w:p>
     <w:p>
@@ -3631,7 +4413,7 @@
         <w:rPr>
           <w:b/>
         </w:rPr>
-        <w:t>Table 8.</w:t>
+        <w:t>Table 9.</w:t>
       </w:r>
       <w:r>
         <w:t xml:space="preserve"> Agreement between the LLM and one trained annotator on six basic fields (n = 289).</w:t>
@@ -4028,7 +4810,7 @@
     </w:p>
     <w:p>
       <w:r>
-        <w:t>Table 9 positions CAIEMS against representative prior systems along dimensions that can be compared from published reports: data source, record scale, human validation, evidence binding, and system accessibility. We present this as a descriptive comparison, not as evidence of exclusive novelty; several prior systems already combine collection, LLM extraction, and graph or database storage, and the present work's emphasis is on tiered evidence annotations and an updatable query interface.</w:t>
+        <w:t>Table 10 positions CAIEMS against representative prior systems along dimensions that can be compared from published reports: data source, record scale, human validation, evidence binding, and system accessibility. We present this as a descriptive comparison, not as evidence of exclusive novelty; several prior systems already combine collection, LLM extraction, and graph or database storage, and the present work's emphasis is on tiered evidence annotations and an updatable query interface.</w:t>
       </w:r>
     </w:p>
     <w:p>
@@ -4036,7 +4818,7 @@
         <w:rPr>
           <w:b/>
         </w:rPr>
-        <w:t>Table 9.</w:t>
+        <w:t>Table 10.</w:t>
       </w:r>
       <w:r>
         <w:t xml:space="preserve"> Descriptive comparison with representative prior systems.</w:t>
@@ -4680,7 +5462,7 @@
         <w:t>Database audit.</w:t>
       </w:r>
       <w:r>
-        <w:t xml:space="preserve"> The corpus has known quality gaps: the classifier's residual multi-accident errors are not fully audited, mirrored reports across sources are not systematically deduplicated, field missingness varies widely across fields (from 13.7% to 52.3% non-null on the five enum fields), and the corpus overrepresents severe accidents because its sources are public news portals. The database covers publicly retrievable accident coverage; it is not a representative sample of all construction accidents.</w:t>
+        <w:t xml:space="preserve"> The corpus has known quality gaps: the classifier's residual multi-accident errors are not fully audited, the four-layer deduplication of mirrored reports described in Section 3.2.4 has not been followed by an independent estimate of residual duplication, field missingness varies widely across fields (from 13.7% to 83.9% non-null on the five enum fields), and the corpus overrepresents severe accidents because its sources are public news portals and official investigation reports. The database covers publicly retrievable accident coverage; it is not a representative sample of all construction accidents.</w:t>
       </w:r>
     </w:p>
     <w:p>
@@ -4725,7 +5507,7 @@
     </w:p>
     <w:p>
       <w:r>
-        <w:t>This paper reported CAIEMS, an exploratory LLM-driven pipeline that converts publicly available Chinese construction accident narratives into a queryable database prototype: 2,623 records, 33 fields, and 17,364 causal annotations organized in a three-tier evidence scheme, served through a Web interface and REST API. Three supporting experiments, each with stated scope, anchor the reliability discussion: a constrained four-model comparison that motivated the adoption of DeepSeek V4 (91.2% basic-field accuracy at the lowest cost), a six-strategy prompt comparison that surfaced the Lexical Gatekeeping observation and its two-step judgment remedy, and a protocol study showing high agreement between the LLM and one trained annotator on six basic fields. The boundaries of these results are stated throughout: the silver standard is partly model-derived, development and test samples overlap, and no causal mechanism or expert substitution is claimed. The next iteration of this work follows a defined sequence: an independent human gold standard for the causal codes, a frozen test set separated from prompt development, a formal factorial design for the phrasing question, multi-model repetition under matched conditions, and a completed data audit with governance before any public release.</w:t>
+        <w:t>This paper reported CAIEMS, an exploratory LLM-driven pipeline that converts publicly available Chinese construction accident narratives into a queryable database prototype: 2,623 records drawn from web portals and published case compilations, 33 fields, and 17,364 causal annotations organized in a three-tier evidence scheme, served through a Web interface and REST API. Three supporting experiments, each with stated scope, anchor the reliability discussion: a constrained four-model comparison that motivated the adoption of DeepSeek V4 (91.2% basic-field accuracy at the lowest cost), a six-strategy prompt comparison that surfaced the Lexical Gatekeeping observation and its two-step judgment remedy, and a protocol study showing high agreement between the LLM and one trained annotator on six basic fields. The boundaries of these results are stated throughout: the silver standard is partly model-derived, development and test samples overlap, and no causal mechanism or expert substitution is claimed. The next iteration of this work follows a defined sequence: an independent human gold standard for the causal codes, a frozen test set separated from prompt development, a formal factorial design for the phrasing question, multi-model repetition under matched conditions, and a completed data audit with governance before any public release.</w:t>
       </w:r>
     </w:p>
     <w:p>
@@ -4748,7 +5530,7 @@
         <w:t>Data availability.</w:t>
       </w:r>
       <w:r>
-        <w:t xml:space="preserve"> An anonymous read-only snapshot of the database, the field dictionary, the source inventory, and the CAICS operational definitions will be provided for peer review upon request and released publicly upon publication. The six prompt templates are reproduced in condensed form in Appendix A; verbatim prompts are included in the reproduction package.</w:t>
+        <w:t xml:space="preserve"> An anonymous read-only snapshot of the database, the field dictionary, the source inventory (composition summarized in Table 1), and the CAICS operational definitions will be provided for peer review upon request and released publicly upon publication. The six prompt templates are reproduced in condensed form in Appendix A; verbatim prompts are included in the reproduction package.</w:t>
       </w:r>
     </w:p>
     <w:p>
@@ -5057,7 +5839,7 @@
         <w:rPr>
           <w:i/>
         </w:rPr>
-        <w:t>V2 修订说明（供作者与导师查阅，投稿时删除本段）：本版依据综合评阅意见完成以下文字级修订——①主线确定为"探索性数据工程系统与数据资源"，删除"首次/推翻/证明模型依赖/因果机制/专家级/替代人工/全部编码有证据"等结论；②致因标注重构为 explicit/inferred/prior 三层证据分级（对应数据库 evidence_quality 字段），全文统一分层统计口径；③银标准构建方式如实描述并标注独立性边界；④开发集与测试集重叠风险在 4.1 显式声明；⑤2×2 消融降级为"措辞敏感性观察+实用补救"，删除机制性归因与"排除替代解释"表述；⑥人机一致性限定为"一名标注者、六项字段、协议一致性"，κ/ICC/匹配率分列不再统称 Kappa；⑦全部计数对账闭合（类型 2,617+未标注6、等级 2,622+未标注1、表2 补非空分母列）；⑧M1 数字全文统一为 0.847/0.800；⑨表引用勘误（4.5 节表 7→表 8）、表 6 脚注与数值矛盾修正；⑩数据治理声明扩充（逐源许可/撤回机制/创伤影像访问控制）；⑪局限性扩为 8 项分级。图片为占位符，待作者手绘后替换。</w:t>
+        <w:t>V2 修订说明（供作者与导师查阅，投稿时删除本段）：本版依据综合评阅意见完成以下文字级修订——①主线确定为"探索性数据工程系统与数据资源"，删除"首次/推翻/证明模型依赖/因果机制/专家级/替代人工/全部编码有证据"等结论；②致因标注重构为 explicit/inferred/prior 三层证据分级（对应数据库 evidence_quality 字段），全文统一分层统计口径；③银标准构建方式如实描述并标注独立性边界；④开发集与测试集重叠风险在 4.1 显式声明；⑤2×2 消融降级为"措辞敏感性观察+实用补救"，删除机制性归因与"排除替代解释"表述；⑥人机一致性限定为"一名标注者、六项字段、协议一致性"，κ/ICC/匹配率分列不再统称 Kappa；⑦全部计数对账闭合（类型 2,617+未标注6、等级 2,622+未标注1、表2 补非空分母列）；⑧M1 数字全文统一为 0.847/0.800；⑨表引用勘误（4.5 节表 7→表 8）、表 6 脚注与数值矛盾修正；⑩数据治理声明扩充（逐源许可/撤回机制/创伤影像访问控制）；⑪局限性扩为 8 项分级；⑫新增 3.2 节"数据来源与语料构建"（含 4 个子节与表 1），端到端呈现采集、清洗、筛选与整合流程，原 3.2–3.5 节顺延为 3.3–3.6 节、表 1–9 顺延为表 2–10，并修正阶段 2 的两处表述（文本类型实为六类而非三类；895 条数字化记录经独立的文献切分路径入库，并非在该阶段被删除）及 5.3 节(6)枚举字段非空率上限（52.3%→83.9%）。图片为占位符，待作者手绘后替换。</w:t>
       </w:r>
     </w:p>
     <w:sectPr>

--- a/docs/paper_v2/eswa_paper_v2_en.docx
+++ b/docs/paper_v2/eswa_paper_v2_en.docx
@@ -28,7 +28,7 @@
     </w:p>
     <w:p>
       <w:r>
-        <w:t>Construction accident reports constitute a large but underused source of safety knowledge, and their conversion into analyzable records remains labor-intensive. This paper presents CAIEMS, an exploratory LLM-driven data engineering pipeline that processes publicly available Chinese construction accident narratives into a queryable database prototype of 2,623 records with 33 fields and 17,364 causal annotations. The annotations follow a three-tier evidence scheme: verbatim-evidence codes, semantically induced codes, and domain-prior inference codes, stored and reported separately. The pipeline integrates dual-track collection from web portals and digitized case compilations, LLM text classification, structured field extraction, causal coding under the CAICS operational scheme (5 layers, 19 categories), MECE field standardization, and an interactive Web/REST interface. Three supporting experiments are reported with their scope stated explicitly. First, a constrained comparison of four LLMs on 200 records, in which the adopted model reached 91.2% basic-field accuracy at the lowest cost among candidates; we note that the compared models ran under unequal conditions (differing temperature constraints and output budgets), so the comparison is a system-level selection exercise rather than a general capability ranking. Second, a six-strategy prompt comparison on 100 records with three-expert majority-vote ground truth (Few-Shot best, F1 = 0.669), during which we observed a prompt-phrasing sensitivity that we term the Lexical Gatekeeping Effect: interrogative conditional-check phrasing suppressed paraphrastic evidence for implicit categories (M1 recall 0.141), and a two-step judgment rephrasing raised M1 recall to 0.941 in the same setting. We report this as an observation with a practical remedy, not as an isolated causal mechanism. Third, a protocol study (n = 289) showing high agreement between the LLM and one trained annotator on six basic fields (Cohen's kappa 0.91–0.97 for categorical fields; ICC 0.985 for counts; 99.7% year-month match for dates). The boundaries of these results are stated explicitly throughout: the silver standard is partly model-derived, prompt development and final testing share one sample, and the database reflects publicly retrievable accident coverage rather than a representative sample of all construction accidents.</w:t>
+        <w:t>Construction accident reports constitute a large but underused source of safety knowledge, and their conversion into analyzable records remains labor-intensive. This paper presents CAIEMS, an exploratory LLM-driven data engineering pipeline that processes publicly available Chinese construction accident narratives into a queryable database prototype of 2,623 records with 33 fields and 16,323 causal annotations. The annotations follow a three-tier evidence scheme: verbatim-evidence codes, semantically induced codes, and domain-prior inference codes, stored and reported separately. The pipeline integrates dual-track collection from web portals and digitized case compilations, LLM text classification, structured field extraction, causal coding under the CAICS operational scheme (5 layers, 19 categories), MECE field standardization, and an interactive Web/REST interface. Three supporting experiments are reported with their scope stated explicitly. First, a constrained comparison of four LLMs on 200 records, in which the adopted model reached 91.2% basic-field accuracy at the lowest cost among candidates; we note that the compared models ran under unequal conditions (differing temperature constraints and output budgets), so the comparison is a system-level selection exercise rather than a general capability ranking. Second, a six-strategy prompt comparison on 100 records with three-expert majority-vote ground truth (Few-Shot best, F1 = 0.669), during which we observed a prompt-phrasing sensitivity that we term the Lexical Gatekeeping Effect: interrogative conditional-check phrasing suppressed paraphrastic evidence for implicit categories (M1 recall 0.141), and a two-step judgment rephrasing raised M1 recall to 0.941 in the same setting. We report this as an observation with a practical remedy, not as an isolated causal mechanism. Third, a protocol study (n = 289) showing high agreement between the LLM and one trained annotator on six basic fields (Cohen's kappa 0.91–0.97 for categorical fields; ICC 0.985 for counts; 99.7% year-month match for dates). The boundaries of these results are stated explicitly throughout: the silver standard is partly model-derived, prompt development and final testing share one sample, and the database reflects publicly retrievable accident coverage rather than a representative sample of all construction accidents.</w:t>
       </w:r>
     </w:p>
     <w:p>
@@ -71,7 +71,7 @@
     </w:p>
     <w:p>
       <w:r>
-        <w:t>Three contributions follow from this framing. (C1) A data engineering pipeline and database prototype: 2,623 records assembled from a dual-track collection — web crawling of public portals and digitization of published case compilations — with 33 fields and 17,364 causal annotations in a three-tier evidence scheme, a Web interface, and a REST API; the data and code are released for inspection upon publication. (C2) The CAICS operational coding scheme — a 5-layer, 19-category set of operational definitions for construction accident causes, positioned explicitly as an operational scheme for this database rather than a new causal theory. (C3) An empirically documented prompt-phrasing sensitivity — the Lexical Gatekeeping Effect — observed during prompt development, together with a two-step judgment remedy, reported with its scope boundaries.</w:t>
+        <w:t>Three contributions follow from this framing. (C1) A data engineering pipeline and database prototype: 2,623 records assembled from a dual-track collection — web crawling of public portals and digitization of published case compilations — with 33 fields and 16,323 causal annotations in a three-tier evidence scheme, a Web interface, and a REST API; the data and code are released for inspection upon publication. (C2) The CAICS operational coding scheme — a 5-layer, 19-category set of operational definitions for construction accident causes, positioned explicitly as an operational scheme for this database rather than a new causal theory. (C3) An empirically documented prompt-phrasing sensitivity — the Lexical Gatekeeping Effect — observed during prompt development, together with a two-step judgment remedy, reported with its scope boundaries.</w:t>
       </w:r>
     </w:p>
     <w:p>
@@ -237,7 +237,7 @@
     </w:p>
     <w:p>
       <w:r>
-        <w:t>This scheme replaces the stronger claim, made in an earlier draft, that every code carries quotable evidence and that evidence-free codes are hallucinations by construction. The tiered scheme is the accurate description of what the production prompt actually does: direct extraction, paraphrase induction, and domain-prior inference are all useful for downstream analysis, but conflating them would present model priors as empirical findings. Across the database, 15,809 annotations (91.0%) are explicit, 1,131 (6.5%) are inferred, and 424 (2.4%) are prior; the remainder of this paper reports totals and, where relevant, tier-level breakdowns.</w:t>
+        <w:t>This scheme replaces the stronger claim, made in an earlier draft, that every code carries quotable evidence and that evidence-free codes are hallucinations by construction. The tiered scheme is the accurate description of what the production prompt actually does: direct extraction, paraphrase induction, and domain-prior inference are all useful for downstream analysis, but conflating them would present model priors as empirical findings. Across the database, 14,784 annotations (90.6%) are explicit, 1,117 (6.8%) are inferred, and 422 (2.6%) are prior; the remainder of this paper reports totals and, where relevant, tier-level breakdowns.</w:t>
       </w:r>
     </w:p>
     <w:p>
@@ -1780,7 +1780,7 @@
           </w:tcPr>
           <w:p>
             <w:r>
-              <w:t>17,364 total (explicit 15,809 / inferred 1,131 / prior 424)</w:t>
+              <w:t>16,323 total (explicit 14,784 / inferred 1,117 / prior 422)</w:t>
             </w:r>
           </w:p>
         </w:tc>
@@ -1919,7 +1919,7 @@
         <w:t>Full corpus.</w:t>
       </w:r>
       <w:r>
-        <w:t xml:space="preserve"> The pipeline produced 2,623 single-accident records spanning 1978–2026, with 33 fields and 17,364 tiered causal annotations. The corpus combines a web-collection track (1,728 records) and a document-digitization track (895 records); Section 3.2 reports its composition and construction, including the 1991–2004 gap.</w:t>
+        <w:t xml:space="preserve"> The pipeline produced 2,623 single-accident records spanning 1978–2026, with 33 fields and 16,323 tiered causal annotations. The corpus combines a web-collection track (1,728 records) and a document-digitization track (895 records); Section 3.2 reports its composition and construction, including the 1991–2004 gap.</w:t>
       </w:r>
     </w:p>
     <w:p>
@@ -5507,7 +5507,7 @@
     </w:p>
     <w:p>
       <w:r>
-        <w:t>This paper reported CAIEMS, an exploratory LLM-driven pipeline that converts publicly available Chinese construction accident narratives into a queryable database prototype: 2,623 records drawn from web portals and published case compilations, 33 fields, and 17,364 causal annotations organized in a three-tier evidence scheme, served through a Web interface and REST API. Three supporting experiments, each with stated scope, anchor the reliability discussion: a constrained four-model comparison that motivated the adoption of DeepSeek V4 (91.2% basic-field accuracy at the lowest cost), a six-strategy prompt comparison that surfaced the Lexical Gatekeeping observation and its two-step judgment remedy, and a protocol study showing high agreement between the LLM and one trained annotator on six basic fields. The boundaries of these results are stated throughout: the silver standard is partly model-derived, development and test samples overlap, and no causal mechanism or expert substitution is claimed. The next iteration of this work follows a defined sequence: an independent human gold standard for the causal codes, a frozen test set separated from prompt development, a formal factorial design for the phrasing question, multi-model repetition under matched conditions, and a completed data audit with governance before any public release.</w:t>
+        <w:t>This paper reported CAIEMS, an exploratory LLM-driven pipeline that converts publicly available Chinese construction accident narratives into a queryable database prototype: 2,623 records drawn from web portals and published case compilations, 33 fields, and 16,323 causal annotations organized in a three-tier evidence scheme, served through a Web interface and REST API. Three supporting experiments, each with stated scope, anchor the reliability discussion: a constrained four-model comparison that motivated the adoption of DeepSeek V4 (91.2% basic-field accuracy at the lowest cost), a six-strategy prompt comparison that surfaced the Lexical Gatekeeping observation and its two-step judgment remedy, and a protocol study showing high agreement between the LLM and one trained annotator on six basic fields. The boundaries of these results are stated throughout: the silver standard is partly model-derived, development and test samples overlap, and no causal mechanism or expert substitution is claimed. The next iteration of this work follows a defined sequence: an independent human gold standard for the causal codes, a frozen test set separated from prompt development, a formal factorial design for the phrasing question, multi-model repetition under matched conditions, and a completed data audit with governance before any public release.</w:t>
       </w:r>
     </w:p>
     <w:p>

--- a/docs/paper_v2/eswa_paper_v2_en.docx
+++ b/docs/paper_v2/eswa_paper_v2_en.docx
@@ -1049,6 +1049,45 @@
       </w:r>
     </w:p>
     <w:p>
+      <w:pPr>
+        <w:jc w:val="center"/>
+      </w:pPr>
+      <w:r>
+        <w:drawing>
+          <wp:inline xmlns:a="http://schemas.openxmlformats.org/drawingml/2006/main" xmlns:pic="http://schemas.openxmlformats.org/drawingml/2006/picture">
+            <wp:extent cx="5476326" cy="6766560"/>
+            <wp:docPr id="1" name="Picture 1"/>
+            <wp:cNvGraphicFramePr>
+              <a:graphicFrameLocks noChangeAspect="1"/>
+            </wp:cNvGraphicFramePr>
+            <a:graphic>
+              <a:graphicData uri="http://schemas.openxmlformats.org/drawingml/2006/picture">
+                <pic:pic>
+                  <pic:nvPicPr>
+                    <pic:cNvPr id="0" name="fig1_architecture.png"/>
+                    <pic:cNvPicPr/>
+                  </pic:nvPicPr>
+                  <pic:blipFill>
+                    <a:blip r:embed="rId9"/>
+                    <a:stretch>
+                      <a:fillRect/>
+                    </a:stretch>
+                  </pic:blipFill>
+                  <pic:spPr>
+                    <a:xfrm>
+                      <a:off x="0" y="0"/>
+                      <a:ext cx="5476326" cy="6766560"/>
+                    </a:xfrm>
+                    <a:prstGeom prst="rect"/>
+                  </pic:spPr>
+                </pic:pic>
+              </a:graphicData>
+            </a:graphic>
+          </wp:inline>
+        </w:drawing>
+      </w:r>
+    </w:p>
+    <w:p>
       <w:r>
         <w:rPr>
           <w:b/>
@@ -1060,18 +1099,6 @@
           <w:b/>
         </w:rPr>
         <w:t xml:space="preserve"> CAIEMS system architecture.</w:t>
-      </w:r>
-    </w:p>
-    <w:p>
-      <w:pPr>
-        <w:ind w:left="432"/>
-      </w:pPr>
-      <w:r>
-        <w:rPr>
-          <w:i/>
-          <w:color w:val="7F8C8D"/>
-        </w:rPr>
-        <w:t>▢ [图1占位：待手绘 — 系统架构图]</w:t>
       </w:r>
     </w:p>
     <w:p>
@@ -1173,6 +1200,45 @@
       </w:r>
     </w:p>
     <w:p>
+      <w:pPr>
+        <w:jc w:val="center"/>
+      </w:pPr>
+      <w:r>
+        <w:drawing>
+          <wp:inline xmlns:a="http://schemas.openxmlformats.org/drawingml/2006/main" xmlns:pic="http://schemas.openxmlformats.org/drawingml/2006/picture">
+            <wp:extent cx="5486400" cy="3320771"/>
+            <wp:docPr id="2" name="Picture 2"/>
+            <wp:cNvGraphicFramePr>
+              <a:graphicFrameLocks noChangeAspect="1"/>
+            </wp:cNvGraphicFramePr>
+            <a:graphic>
+              <a:graphicData uri="http://schemas.openxmlformats.org/drawingml/2006/picture">
+                <pic:pic>
+                  <pic:nvPicPr>
+                    <pic:cNvPr id="0" name="fig2_caics_tree.png"/>
+                    <pic:cNvPicPr/>
+                  </pic:nvPicPr>
+                  <pic:blipFill>
+                    <a:blip r:embed="rId10"/>
+                    <a:stretch>
+                      <a:fillRect/>
+                    </a:stretch>
+                  </pic:blipFill>
+                  <pic:spPr>
+                    <a:xfrm>
+                      <a:off x="0" y="0"/>
+                      <a:ext cx="5486400" cy="3320771"/>
+                    </a:xfrm>
+                    <a:prstGeom prst="rect"/>
+                  </pic:spPr>
+                </pic:pic>
+              </a:graphicData>
+            </a:graphic>
+          </wp:inline>
+        </w:drawing>
+      </w:r>
+    </w:p>
+    <w:p>
       <w:r>
         <w:rPr>
           <w:b/>
@@ -1184,18 +1250,6 @@
           <w:b/>
         </w:rPr>
         <w:t xml:space="preserve"> CAICS five-layer causal structure with an example evidence chain.</w:t>
-      </w:r>
-    </w:p>
-    <w:p>
-      <w:pPr>
-        <w:ind w:left="432"/>
-      </w:pPr>
-      <w:r>
-        <w:rPr>
-          <w:i/>
-          <w:color w:val="7F8C8D"/>
-        </w:rPr>
-        <w:t>▢ [图2占位：待手绘 — CAICS 五层结构与示例证据链]</w:t>
       </w:r>
     </w:p>
     <w:p>
@@ -1858,6 +1912,45 @@
       </w:r>
     </w:p>
     <w:p>
+      <w:pPr>
+        <w:jc w:val="center"/>
+      </w:pPr>
+      <w:r>
+        <w:drawing>
+          <wp:inline xmlns:a="http://schemas.openxmlformats.org/drawingml/2006/main" xmlns:pic="http://schemas.openxmlformats.org/drawingml/2006/picture">
+            <wp:extent cx="5486400" cy="3720090"/>
+            <wp:docPr id="3" name="Picture 3"/>
+            <wp:cNvGraphicFramePr>
+              <a:graphicFrameLocks noChangeAspect="1"/>
+            </wp:cNvGraphicFramePr>
+            <a:graphic>
+              <a:graphicData uri="http://schemas.openxmlformats.org/drawingml/2006/picture">
+                <pic:pic>
+                  <pic:nvPicPr>
+                    <pic:cNvPr id="0" name="fig3_code_dist.png"/>
+                    <pic:cNvPicPr/>
+                  </pic:nvPicPr>
+                  <pic:blipFill>
+                    <a:blip r:embed="rId11"/>
+                    <a:stretch>
+                      <a:fillRect/>
+                    </a:stretch>
+                  </pic:blipFill>
+                  <pic:spPr>
+                    <a:xfrm>
+                      <a:off x="0" y="0"/>
+                      <a:ext cx="5486400" cy="3720090"/>
+                    </a:xfrm>
+                    <a:prstGeom prst="rect"/>
+                  </pic:spPr>
+                </pic:pic>
+              </a:graphicData>
+            </a:graphic>
+          </wp:inline>
+        </w:drawing>
+      </w:r>
+    </w:p>
+    <w:p>
       <w:r>
         <w:rPr>
           <w:b/>
@@ -1869,18 +1962,6 @@
           <w:b/>
         </w:rPr>
         <w:t xml:space="preserve"> Distribution of causal annotations across the nineteen CAICS categories.</w:t>
-      </w:r>
-    </w:p>
-    <w:p>
-      <w:pPr>
-        <w:ind w:left="432"/>
-      </w:pPr>
-      <w:r>
-        <w:rPr>
-          <w:i/>
-          <w:color w:val="7F8C8D"/>
-        </w:rPr>
-        <w:t>▢ [图3占位：待手绘 — CAICS 编码分布条形图]</w:t>
       </w:r>
     </w:p>
     <w:p>
@@ -1998,6 +2079,45 @@
       </w:r>
     </w:p>
     <w:p>
+      <w:pPr>
+        <w:jc w:val="center"/>
+      </w:pPr>
+      <w:r>
+        <w:drawing>
+          <wp:inline xmlns:a="http://schemas.openxmlformats.org/drawingml/2006/main" xmlns:pic="http://schemas.openxmlformats.org/drawingml/2006/picture">
+            <wp:extent cx="5486400" cy="3344178"/>
+            <wp:docPr id="4" name="Picture 4"/>
+            <wp:cNvGraphicFramePr>
+              <a:graphicFrameLocks noChangeAspect="1"/>
+            </wp:cNvGraphicFramePr>
+            <a:graphic>
+              <a:graphicData uri="http://schemas.openxmlformats.org/drawingml/2006/picture">
+                <pic:pic>
+                  <pic:nvPicPr>
+                    <pic:cNvPr id="0" name="fig4_sampling.png"/>
+                    <pic:cNvPicPr/>
+                  </pic:nvPicPr>
+                  <pic:blipFill>
+                    <a:blip r:embed="rId12"/>
+                    <a:stretch>
+                      <a:fillRect/>
+                    </a:stretch>
+                  </pic:blipFill>
+                  <pic:spPr>
+                    <a:xfrm>
+                      <a:off x="0" y="0"/>
+                      <a:ext cx="5486400" cy="3344178"/>
+                    </a:xfrm>
+                    <a:prstGeom prst="rect"/>
+                  </pic:spPr>
+                </pic:pic>
+              </a:graphicData>
+            </a:graphic>
+          </wp:inline>
+        </w:drawing>
+      </w:r>
+    </w:p>
+    <w:p>
       <w:r>
         <w:rPr>
           <w:b/>
@@ -2009,18 +2129,6 @@
           <w:b/>
         </w:rPr>
         <w:t xml:space="preserve"> Dataset hierarchy and the three evaluation samples.</w:t>
-      </w:r>
-    </w:p>
-    <w:p>
-      <w:pPr>
-        <w:ind w:left="432"/>
-      </w:pPr>
-      <w:r>
-        <w:rPr>
-          <w:i/>
-          <w:color w:val="7F8C8D"/>
-        </w:rPr>
-        <w:t>▢ [图4占位：待手绘 — 样本关系流程图]</w:t>
       </w:r>
     </w:p>
     <w:p>
@@ -3571,6 +3679,45 @@
       </w:r>
     </w:p>
     <w:p>
+      <w:pPr>
+        <w:jc w:val="center"/>
+      </w:pPr>
+      <w:r>
+        <w:drawing>
+          <wp:inline xmlns:a="http://schemas.openxmlformats.org/drawingml/2006/main" xmlns:pic="http://schemas.openxmlformats.org/drawingml/2006/picture">
+            <wp:extent cx="5486400" cy="2323231"/>
+            <wp:docPr id="5" name="Picture 5"/>
+            <wp:cNvGraphicFramePr>
+              <a:graphicFrameLocks noChangeAspect="1"/>
+            </wp:cNvGraphicFramePr>
+            <a:graphic>
+              <a:graphicData uri="http://schemas.openxmlformats.org/drawingml/2006/picture">
+                <pic:pic>
+                  <pic:nvPicPr>
+                    <pic:cNvPr id="0" name="fig5_gatekeeping.png"/>
+                    <pic:cNvPicPr/>
+                  </pic:nvPicPr>
+                  <pic:blipFill>
+                    <a:blip r:embed="rId13"/>
+                    <a:stretch>
+                      <a:fillRect/>
+                    </a:stretch>
+                  </pic:blipFill>
+                  <pic:spPr>
+                    <a:xfrm>
+                      <a:off x="0" y="0"/>
+                      <a:ext cx="5486400" cy="2323231"/>
+                    </a:xfrm>
+                    <a:prstGeom prst="rect"/>
+                  </pic:spPr>
+                </pic:pic>
+              </a:graphicData>
+            </a:graphic>
+          </wp:inline>
+        </w:drawing>
+      </w:r>
+    </w:p>
+    <w:p>
       <w:r>
         <w:rPr>
           <w:b/>
@@ -3582,18 +3729,6 @@
           <w:b/>
         </w:rPr>
         <w:t xml:space="preserve"> The Lexical Gatekeeping observation and its remedy.</w:t>
-      </w:r>
-    </w:p>
-    <w:p>
-      <w:pPr>
-        <w:ind w:left="432"/>
-      </w:pPr>
-      <w:r>
-        <w:rPr>
-          <w:i/>
-          <w:color w:val="7F8C8D"/>
-        </w:rPr>
-        <w:t>▢ [图5占位：待手绘 — 门控效应观察与补救双面板图]</w:t>
       </w:r>
     </w:p>
     <w:p>
@@ -4744,6 +4879,45 @@
       </w:r>
     </w:p>
     <w:p>
+      <w:pPr>
+        <w:jc w:val="center"/>
+      </w:pPr>
+      <w:r>
+        <w:drawing>
+          <wp:inline xmlns:a="http://schemas.openxmlformats.org/drawingml/2006/main" xmlns:pic="http://schemas.openxmlformats.org/drawingml/2006/picture">
+            <wp:extent cx="5486400" cy="3708875"/>
+            <wp:docPr id="6" name="Picture 6"/>
+            <wp:cNvGraphicFramePr>
+              <a:graphicFrameLocks noChangeAspect="1"/>
+            </wp:cNvGraphicFramePr>
+            <a:graphic>
+              <a:graphicData uri="http://schemas.openxmlformats.org/drawingml/2006/picture">
+                <pic:pic>
+                  <pic:nvPicPr>
+                    <pic:cNvPr id="0" name="fig6_kappa.png"/>
+                    <pic:cNvPicPr/>
+                  </pic:nvPicPr>
+                  <pic:blipFill>
+                    <a:blip r:embed="rId14"/>
+                    <a:stretch>
+                      <a:fillRect/>
+                    </a:stretch>
+                  </pic:blipFill>
+                  <pic:spPr>
+                    <a:xfrm>
+                      <a:off x="0" y="0"/>
+                      <a:ext cx="5486400" cy="3708875"/>
+                    </a:xfrm>
+                    <a:prstGeom prst="rect"/>
+                  </pic:spPr>
+                </pic:pic>
+              </a:graphicData>
+            </a:graphic>
+          </wp:inline>
+        </w:drawing>
+      </w:r>
+    </w:p>
+    <w:p>
       <w:r>
         <w:rPr>
           <w:b/>
@@ -4755,18 +4929,6 @@
           <w:b/>
         </w:rPr>
         <w:t xml:space="preserve"> Agreement between the LLM and one annotator on six fields.</w:t>
-      </w:r>
-    </w:p>
-    <w:p>
-      <w:pPr>
-        <w:ind w:left="432"/>
-      </w:pPr>
-      <w:r>
-        <w:rPr>
-          <w:i/>
-          <w:color w:val="7F8C8D"/>
-        </w:rPr>
-        <w:t>▢ [图6占位：待手绘 — 一致性森林图]</w:t>
       </w:r>
     </w:p>
     <w:p>
@@ -5839,7 +6001,7 @@
         <w:rPr>
           <w:i/>
         </w:rPr>
-        <w:t>V2 修订说明（供作者与导师查阅，投稿时删除本段）：本版依据综合评阅意见完成以下文字级修订——①主线确定为"探索性数据工程系统与数据资源"，删除"首次/推翻/证明模型依赖/因果机制/专家级/替代人工/全部编码有证据"等结论；②致因标注重构为 explicit/inferred/prior 三层证据分级（对应数据库 evidence_quality 字段），全文统一分层统计口径；③银标准构建方式如实描述并标注独立性边界；④开发集与测试集重叠风险在 4.1 显式声明；⑤2×2 消融降级为"措辞敏感性观察+实用补救"，删除机制性归因与"排除替代解释"表述；⑥人机一致性限定为"一名标注者、六项字段、协议一致性"，κ/ICC/匹配率分列不再统称 Kappa；⑦全部计数对账闭合（类型 2,617+未标注6、等级 2,622+未标注1、表2 补非空分母列）；⑧M1 数字全文统一为 0.847/0.800；⑨表引用勘误（4.5 节表 7→表 8）、表 6 脚注与数值矛盾修正；⑩数据治理声明扩充（逐源许可/撤回机制/创伤影像访问控制）；⑪局限性扩为 8 项分级；⑫新增 3.2 节"数据来源与语料构建"（含 4 个子节与表 1），端到端呈现采集、清洗、筛选与整合流程，原 3.2–3.5 节顺延为 3.3–3.6 节、表 1–9 顺延为表 2–10，并修正阶段 2 的两处表述（文本类型实为六类而非三类；895 条数字化记录经独立的文献切分路径入库，并非在该阶段被删除）及 5.3 节(6)枚举字段非空率上限（52.3%→83.9%）。图片为占位符，待作者手绘后替换。</w:t>
+        <w:t>V2 修订说明（供作者与导师查阅，投稿时删除本段）：本版依据综合评阅意见完成以下文字级修订——①主线确定为"探索性数据工程系统与数据资源"，删除"首次/推翻/证明模型依赖/因果机制/专家级/替代人工/全部编码有证据"等结论；②致因标注重构为 explicit/inferred/prior 三层证据分级（对应数据库 evidence_quality 字段），全文统一分层统计口径；③银标准构建方式如实描述并标注独立性边界；④开发集与测试集重叠风险在 4.1 显式声明；⑤2×2 消融降级为"措辞敏感性观察+实用补救"，删除机制性归因与"排除替代解释"表述；⑥人机一致性限定为"一名标注者、六项字段、协议一致性"，κ/ICC/匹配率分列不再统称 Kappa；⑦全部计数对账闭合（类型 2,617+未标注6、等级 2,622+未标注1、表2 补非空分母列）；⑧M1 数字全文统一为 0.847/0.800；⑨表引用勘误（4.5 节表 7→表 8）、表 6 脚注与数值矛盾修正；⑩数据治理声明扩充（逐源许可/撤回机制/创伤影像访问控制）；⑪局限性扩为 8 项分级；⑫新增 3.2 节"数据来源与语料构建"（含 4 个子节与表 1），端到端呈现采集、清洗、筛选与整合流程，原 3.2–3.5 节顺延为 3.3–3.6 节、表 1–9 顺延为表 2–10，并修正阶段 2 的两处表述（文本类型实为六类而非三类；895 条数字化记录经独立的文献切分路径入库，并非在该阶段被删除）及 5.3 节(6)枚举字段非空率上限（52.3%→83.9%）。六张插图已由 `scripts/gen_paper_figures.py` 生成并插入（Figure 1–6），图中分布数字随主库现读；表 2 仍为占位，待补。</w:t>
       </w:r>
     </w:p>
     <w:sectPr>

--- a/docs/paper_v2/eswa_paper_v2_en.docx
+++ b/docs/paper_v2/eswa_paper_v2_en.docx
@@ -257,8 +257,14 @@
       </w:r>
     </w:p>
     <w:p>
+      <w:pPr>
+        <w:pStyle w:val="Heading3"/>
+      </w:pPr>
       <w:r>
-        <w:t>#### 3.2.1 A dual-track corpus</w:t>
+        <w:rPr>
+          <w:color w:val="000000"/>
+        </w:rPr>
+        <w:t>3.2.1 A dual-track corpus</w:t>
       </w:r>
     </w:p>
     <w:p>
@@ -844,8 +850,14 @@
       </w:r>
     </w:p>
     <w:p>
+      <w:pPr>
+        <w:pStyle w:val="Heading3"/>
+      </w:pPr>
       <w:r>
-        <w:t>#### 3.2.2 Collection schemes</w:t>
+        <w:rPr>
+          <w:color w:val="000000"/>
+        </w:rPr>
+        <w:t>3.2.2 Collection schemes</w:t>
       </w:r>
     </w:p>
     <w:p>
@@ -895,8 +907,14 @@
       </w:r>
     </w:p>
     <w:p>
+      <w:pPr>
+        <w:pStyle w:val="Heading3"/>
+      </w:pPr>
       <w:r>
-        <w:t>#### 3.2.3 Cleaning, normalization, and rule-based pre-extraction</w:t>
+        <w:rPr>
+          <w:color w:val="000000"/>
+        </w:rPr>
+        <w:t>3.2.3 Cleaning, normalization, and rule-based pre-extraction</w:t>
       </w:r>
     </w:p>
     <w:p>
@@ -925,8 +943,14 @@
       </w:r>
     </w:p>
     <w:p>
+      <w:pPr>
+        <w:pStyle w:val="Heading3"/>
+      </w:pPr>
       <w:r>
-        <w:t>#### 3.2.4 Relevance filtering and deduplication</w:t>
+        <w:rPr>
+          <w:color w:val="000000"/>
+        </w:rPr>
+        <w:t>3.2.4 Relevance filtering and deduplication</w:t>
       </w:r>
     </w:p>
     <w:p>
@@ -1022,9 +1046,1053 @@
         <w:t xml:space="preserve"> The CAICS coding scheme: operational definitions.</w:t>
       </w:r>
     </w:p>
+    <w:tbl>
+      <w:tblPr>
+        <w:tblStyle w:val="LightGrid-Accent1"/>
+        <w:tblW w:type="auto" w:w="0"/>
+        <w:tblLook w:firstColumn="1" w:firstRow="1" w:lastColumn="0" w:lastRow="0" w:noHBand="0" w:noVBand="1" w:val="04A0"/>
+      </w:tblPr>
+      <w:tblGrid>
+        <w:gridCol w:w="1728"/>
+        <w:gridCol w:w="1728"/>
+        <w:gridCol w:w="1728"/>
+        <w:gridCol w:w="1728"/>
+        <w:gridCol w:w="1728"/>
+      </w:tblGrid>
+      <w:tr>
+        <w:tc>
+          <w:tcPr>
+            <w:tcW w:type="dxa" w:w="1728"/>
+          </w:tcPr>
+          <w:p>
+            <w:r>
+              <w:rPr>
+                <w:b/>
+              </w:rPr>
+              <w:t>Layer</w:t>
+            </w:r>
+          </w:p>
+        </w:tc>
+        <w:tc>
+          <w:tcPr>
+            <w:tcW w:type="dxa" w:w="1728"/>
+          </w:tcPr>
+          <w:p>
+            <w:r>
+              <w:rPr>
+                <w:b/>
+              </w:rPr>
+              <w:t>Code</w:t>
+            </w:r>
+          </w:p>
+        </w:tc>
+        <w:tc>
+          <w:tcPr>
+            <w:tcW w:type="dxa" w:w="1728"/>
+          </w:tcPr>
+          <w:p>
+            <w:r>
+              <w:rPr>
+                <w:b/>
+              </w:rPr>
+              <w:t>Category</w:t>
+            </w:r>
+          </w:p>
+        </w:tc>
+        <w:tc>
+          <w:tcPr>
+            <w:tcW w:type="dxa" w:w="1728"/>
+          </w:tcPr>
+          <w:p>
+            <w:r>
+              <w:rPr>
+                <w:b/>
+              </w:rPr>
+              <w:t>Operational definition</w:t>
+            </w:r>
+          </w:p>
+        </w:tc>
+        <w:tc>
+          <w:tcPr>
+            <w:tcW w:type="dxa" w:w="1728"/>
+          </w:tcPr>
+          <w:p>
+            <w:r>
+              <w:rPr>
+                <w:b/>
+              </w:rPr>
+              <w:t>Typical evidence keywords</w:t>
+            </w:r>
+          </w:p>
+        </w:tc>
+      </w:tr>
+      <w:tr>
+        <w:tc>
+          <w:tcPr>
+            <w:tcW w:type="dxa" w:w="1728"/>
+          </w:tcPr>
+          <w:p>
+            <w:r>
+              <w:t>M — Management foundation</w:t>
+            </w:r>
+          </w:p>
+        </w:tc>
+        <w:tc>
+          <w:tcPr>
+            <w:tcW w:type="dxa" w:w="1728"/>
+          </w:tcPr>
+          <w:p>
+            <w:r>
+              <w:t>M1</w:t>
+            </w:r>
+          </w:p>
+        </w:tc>
+        <w:tc>
+          <w:tcPr>
+            <w:tcW w:type="dxa" w:w="1728"/>
+          </w:tcPr>
+          <w:p>
+            <w:r>
+              <w:t>Deficient supervision</w:t>
+            </w:r>
+          </w:p>
+        </w:tc>
+        <w:tc>
+          <w:tcPr>
+            <w:tcW w:type="dxa" w:w="1728"/>
+          </w:tcPr>
+          <w:p>
+            <w:r>
+              <w:t>No competent supervisor present, or supervision failed to detect and halt an unsafe state</w:t>
+            </w:r>
+          </w:p>
+        </w:tc>
+        <w:tc>
+          <w:tcPr>
+            <w:tcW w:type="dxa" w:w="1728"/>
+          </w:tcPr>
+          <w:p>
+            <w:r>
+              <w:t>unsupervised work; supervisor absent; no on-site intervention</w:t>
+            </w:r>
+          </w:p>
+        </w:tc>
+      </w:tr>
+      <w:tr>
+        <w:tc>
+          <w:tcPr>
+            <w:tcW w:type="dxa" w:w="1728"/>
+          </w:tcPr>
+          <w:p>
+            <w:r/>
+          </w:p>
+        </w:tc>
+        <w:tc>
+          <w:tcPr>
+            <w:tcW w:type="dxa" w:w="1728"/>
+          </w:tcPr>
+          <w:p>
+            <w:r>
+              <w:t>M2</w:t>
+            </w:r>
+          </w:p>
+        </w:tc>
+        <w:tc>
+          <w:tcPr>
+            <w:tcW w:type="dxa" w:w="1728"/>
+          </w:tcPr>
+          <w:p>
+            <w:r>
+              <w:t>Hazard inspection failure</w:t>
+            </w:r>
+          </w:p>
+        </w:tc>
+        <w:tc>
+          <w:tcPr>
+            <w:tcW w:type="dxa" w:w="1728"/>
+          </w:tcPr>
+          <w:p>
+            <w:r>
+              <w:t>Hazards not inspected, not rectified, or allowed to persist over time</w:t>
+            </w:r>
+          </w:p>
+        </w:tc>
+        <w:tc>
+          <w:tcPr>
+            <w:tcW w:type="dxa" w:w="1728"/>
+          </w:tcPr>
+          <w:p>
+            <w:r>
+              <w:t>hazard left unrectified; perfunctory inspection; repeated reports ignored</w:t>
+            </w:r>
+          </w:p>
+        </w:tc>
+      </w:tr>
+      <w:tr>
+        <w:tc>
+          <w:tcPr>
+            <w:tcW w:type="dxa" w:w="1728"/>
+          </w:tcPr>
+          <w:p>
+            <w:r/>
+          </w:p>
+        </w:tc>
+        <w:tc>
+          <w:tcPr>
+            <w:tcW w:type="dxa" w:w="1728"/>
+          </w:tcPr>
+          <w:p>
+            <w:r>
+              <w:t>M3</w:t>
+            </w:r>
+          </w:p>
+        </w:tc>
+        <w:tc>
+          <w:tcPr>
+            <w:tcW w:type="dxa" w:w="1728"/>
+          </w:tcPr>
+          <w:p>
+            <w:r>
+              <w:t>Inadequate safety training</w:t>
+            </w:r>
+          </w:p>
+        </w:tc>
+        <w:tc>
+          <w:tcPr>
+            <w:tcW w:type="dxa" w:w="1728"/>
+          </w:tcPr>
+          <w:p>
+            <w:r>
+              <w:t>No induction training or an ineffective safety briefing; workers lacking required safety knowledge</w:t>
+            </w:r>
+          </w:p>
+        </w:tc>
+        <w:tc>
+          <w:tcPr>
+            <w:tcW w:type="dxa" w:w="1728"/>
+          </w:tcPr>
+          <w:p>
+            <w:r>
+              <w:t>no three-level education; no pre-shift briefing; procedure unknown to workers</w:t>
+            </w:r>
+          </w:p>
+        </w:tc>
+      </w:tr>
+      <w:tr>
+        <w:tc>
+          <w:tcPr>
+            <w:tcW w:type="dxa" w:w="1728"/>
+          </w:tcPr>
+          <w:p>
+            <w:r/>
+          </w:p>
+        </w:tc>
+        <w:tc>
+          <w:tcPr>
+            <w:tcW w:type="dxa" w:w="1728"/>
+          </w:tcPr>
+          <w:p>
+            <w:r>
+              <w:t>M4</w:t>
+            </w:r>
+          </w:p>
+        </w:tc>
+        <w:tc>
+          <w:tcPr>
+            <w:tcW w:type="dxa" w:w="1728"/>
+          </w:tcPr>
+          <w:p>
+            <w:r>
+              <w:t>Procedural and regulatory gaps</w:t>
+            </w:r>
+          </w:p>
+        </w:tc>
+        <w:tc>
+          <w:tcPr>
+            <w:tcW w:type="dxa" w:w="1728"/>
+          </w:tcPr>
+          <w:p>
+            <w:r>
+              <w:t>No safety plan, no emergency plan, or an incomplete site management system</w:t>
+            </w:r>
+          </w:p>
+        </w:tc>
+        <w:tc>
+          <w:tcPr>
+            <w:tcW w:type="dxa" w:w="1728"/>
+          </w:tcPr>
+          <w:p>
+            <w:r>
+              <w:t>no special construction scheme; emergency plan missing; rules not established</w:t>
+            </w:r>
+          </w:p>
+        </w:tc>
+      </w:tr>
+      <w:tr>
+        <w:tc>
+          <w:tcPr>
+            <w:tcW w:type="dxa" w:w="1728"/>
+          </w:tcPr>
+          <w:p>
+            <w:r/>
+          </w:p>
+        </w:tc>
+        <w:tc>
+          <w:tcPr>
+            <w:tcW w:type="dxa" w:w="1728"/>
+          </w:tcPr>
+          <w:p>
+            <w:r>
+              <w:t>M5</w:t>
+            </w:r>
+          </w:p>
+        </w:tc>
+        <w:tc>
+          <w:tcPr>
+            <w:tcW w:type="dxa" w:w="1728"/>
+          </w:tcPr>
+          <w:p>
+            <w:r>
+              <w:t>Irregular market conduct</w:t>
+            </w:r>
+          </w:p>
+        </w:tc>
+        <w:tc>
+          <w:tcPr>
+            <w:tcW w:type="dxa" w:w="1728"/>
+          </w:tcPr>
+          <w:p>
+            <w:r>
+              <w:t>Contracting without qualification, unlawful subcontracting, delegation, or compressed schedule</w:t>
+            </w:r>
+          </w:p>
+        </w:tc>
+        <w:tc>
+          <w:tcPr>
+            <w:tcW w:type="dxa" w:w="1728"/>
+          </w:tcPr>
+          <w:p>
+            <w:r>
+              <w:t>contractor unqualified; illegal subcontracting; schedule compressed</w:t>
+            </w:r>
+          </w:p>
+        </w:tc>
+      </w:tr>
+      <w:tr>
+        <w:tc>
+          <w:tcPr>
+            <w:tcW w:type="dxa" w:w="1728"/>
+          </w:tcPr>
+          <w:p>
+            <w:r>
+              <w:t>F — Protection failure</w:t>
+            </w:r>
+          </w:p>
+        </w:tc>
+        <w:tc>
+          <w:tcPr>
+            <w:tcW w:type="dxa" w:w="1728"/>
+          </w:tcPr>
+          <w:p>
+            <w:r>
+              <w:t>F1</w:t>
+            </w:r>
+          </w:p>
+        </w:tc>
+        <w:tc>
+          <w:tcPr>
+            <w:tcW w:type="dxa" w:w="1728"/>
+          </w:tcPr>
+          <w:p>
+            <w:r>
+              <w:t>Missing edge and opening protection</w:t>
+            </w:r>
+          </w:p>
+        </w:tc>
+        <w:tc>
+          <w:tcPr>
+            <w:tcW w:type="dxa" w:w="1728"/>
+          </w:tcPr>
+          <w:p>
+            <w:r>
+              <w:t>No guardrail, no safety net, an uncovered opening, or an unprotected edge</w:t>
+            </w:r>
+          </w:p>
+        </w:tc>
+        <w:tc>
+          <w:tcPr>
+            <w:tcW w:type="dxa" w:w="1728"/>
+          </w:tcPr>
+          <w:p>
+            <w:r>
+              <w:t>no guardrail at the shaft; safety net absent; opening left uncovered</w:t>
+            </w:r>
+          </w:p>
+        </w:tc>
+      </w:tr>
+      <w:tr>
+        <w:tc>
+          <w:tcPr>
+            <w:tcW w:type="dxa" w:w="1728"/>
+          </w:tcPr>
+          <w:p>
+            <w:r/>
+          </w:p>
+        </w:tc>
+        <w:tc>
+          <w:tcPr>
+            <w:tcW w:type="dxa" w:w="1728"/>
+          </w:tcPr>
+          <w:p>
+            <w:r>
+              <w:t>F2</w:t>
+            </w:r>
+          </w:p>
+        </w:tc>
+        <w:tc>
+          <w:tcPr>
+            <w:tcW w:type="dxa" w:w="1728"/>
+          </w:tcPr>
+          <w:p>
+            <w:r>
+              <w:t>Unstable support system</w:t>
+            </w:r>
+          </w:p>
+        </w:tc>
+        <w:tc>
+          <w:tcPr>
+            <w:tcW w:type="dxa" w:w="1728"/>
+          </w:tcPr>
+          <w:p>
+            <w:r>
+              <w:t>Formwork or scaffold instability, insufficient shoring, or temporary-structure failure</w:t>
+            </w:r>
+          </w:p>
+        </w:tc>
+        <w:tc>
+          <w:tcPr>
+            <w:tcW w:type="dxa" w:w="1728"/>
+          </w:tcPr>
+          <w:p>
+            <w:r>
+              <w:t>formwork support collapsed; scaffold unstable; shoring insufficient</w:t>
+            </w:r>
+          </w:p>
+        </w:tc>
+      </w:tr>
+      <w:tr>
+        <w:tc>
+          <w:tcPr>
+            <w:tcW w:type="dxa" w:w="1728"/>
+          </w:tcPr>
+          <w:p>
+            <w:r/>
+          </w:p>
+        </w:tc>
+        <w:tc>
+          <w:tcPr>
+            <w:tcW w:type="dxa" w:w="1728"/>
+          </w:tcPr>
+          <w:p>
+            <w:r>
+              <w:t>F3</w:t>
+            </w:r>
+          </w:p>
+        </w:tc>
+        <w:tc>
+          <w:tcPr>
+            <w:tcW w:type="dxa" w:w="1728"/>
+          </w:tcPr>
+          <w:p>
+            <w:r>
+              <w:t>Safety device failure</w:t>
+            </w:r>
+          </w:p>
+        </w:tc>
+        <w:tc>
+          <w:tcPr>
+            <w:tcW w:type="dxa" w:w="1728"/>
+          </w:tcPr>
+          <w:p>
+            <w:r>
+              <w:t>Limit switches defeated, fall arresters failed, or safety devices damaged or not fitted</w:t>
+            </w:r>
+          </w:p>
+        </w:tc>
+        <w:tc>
+          <w:tcPr>
+            <w:tcW w:type="dxa" w:w="1728"/>
+          </w:tcPr>
+          <w:p>
+            <w:r>
+              <w:t>limiter bypassed; arrester failed; device removed</w:t>
+            </w:r>
+          </w:p>
+        </w:tc>
+      </w:tr>
+      <w:tr>
+        <w:tc>
+          <w:tcPr>
+            <w:tcW w:type="dxa" w:w="1728"/>
+          </w:tcPr>
+          <w:p>
+            <w:r/>
+          </w:p>
+        </w:tc>
+        <w:tc>
+          <w:tcPr>
+            <w:tcW w:type="dxa" w:w="1728"/>
+          </w:tcPr>
+          <w:p>
+            <w:r>
+              <w:t>F4</w:t>
+            </w:r>
+          </w:p>
+        </w:tc>
+        <w:tc>
+          <w:tcPr>
+            <w:tcW w:type="dxa" w:w="1728"/>
+          </w:tcPr>
+          <w:p>
+            <w:r>
+              <w:t>Personal protective equipment unused</w:t>
+            </w:r>
+          </w:p>
+        </w:tc>
+        <w:tc>
+          <w:tcPr>
+            <w:tcW w:type="dxa" w:w="1728"/>
+          </w:tcPr>
+          <w:p>
+            <w:r>
+              <w:t>Safety harness, helmet, or other personal protective equipment not worn where required</w:t>
+            </w:r>
+          </w:p>
+        </w:tc>
+        <w:tc>
+          <w:tcPr>
+            <w:tcW w:type="dxa" w:w="1728"/>
+          </w:tcPr>
+          <w:p>
+            <w:r>
+              <w:t>harness not attached; helmet not worn; PPE absent</w:t>
+            </w:r>
+          </w:p>
+        </w:tc>
+      </w:tr>
+      <w:tr>
+        <w:tc>
+          <w:tcPr>
+            <w:tcW w:type="dxa" w:w="1728"/>
+          </w:tcPr>
+          <w:p>
+            <w:r>
+              <w:t>T — Trigger conditions</w:t>
+            </w:r>
+          </w:p>
+        </w:tc>
+        <w:tc>
+          <w:tcPr>
+            <w:tcW w:type="dxa" w:w="1728"/>
+          </w:tcPr>
+          <w:p>
+            <w:r>
+              <w:t>T1</w:t>
+            </w:r>
+          </w:p>
+        </w:tc>
+        <w:tc>
+          <w:tcPr>
+            <w:tcW w:type="dxa" w:w="1728"/>
+          </w:tcPr>
+          <w:p>
+            <w:r>
+              <w:t>Equipment and machinery failure</w:t>
+            </w:r>
+          </w:p>
+        </w:tc>
+        <w:tc>
+          <w:tcPr>
+            <w:tcW w:type="dxa" w:w="1728"/>
+          </w:tcPr>
+          <w:p>
+            <w:r>
+              <w:t>Equipment breakdown, wire-rope failure, mechanical fault, or brake failure</w:t>
+            </w:r>
+          </w:p>
+        </w:tc>
+        <w:tc>
+          <w:tcPr>
+            <w:tcW w:type="dxa" w:w="1728"/>
+          </w:tcPr>
+          <w:p>
+            <w:r>
+              <w:t>hoist failed; wire rope snapped; brake malfunction</w:t>
+            </w:r>
+          </w:p>
+        </w:tc>
+      </w:tr>
+      <w:tr>
+        <w:tc>
+          <w:tcPr>
+            <w:tcW w:type="dxa" w:w="1728"/>
+          </w:tcPr>
+          <w:p>
+            <w:r/>
+          </w:p>
+        </w:tc>
+        <w:tc>
+          <w:tcPr>
+            <w:tcW w:type="dxa" w:w="1728"/>
+          </w:tcPr>
+          <w:p>
+            <w:r>
+              <w:t>T2</w:t>
+            </w:r>
+          </w:p>
+        </w:tc>
+        <w:tc>
+          <w:tcPr>
+            <w:tcW w:type="dxa" w:w="1728"/>
+          </w:tcPr>
+          <w:p>
+            <w:r>
+              <w:t>Abnormal material state</w:t>
+            </w:r>
+          </w:p>
+        </w:tc>
+        <w:tc>
+          <w:tcPr>
+            <w:tcW w:type="dxa" w:w="1728"/>
+          </w:tcPr>
+          <w:p>
+            <w:r>
+              <w:t>Loading beyond design capacity, defective material, or material instability</w:t>
+            </w:r>
+          </w:p>
+        </w:tc>
+        <w:tc>
+          <w:tcPr>
+            <w:tcW w:type="dxa" w:w="1728"/>
+          </w:tcPr>
+          <w:p>
+            <w:r>
+              <w:t>stockpile over capacity; material defect; soaked material gained weight</w:t>
+            </w:r>
+          </w:p>
+        </w:tc>
+      </w:tr>
+      <w:tr>
+        <w:tc>
+          <w:tcPr>
+            <w:tcW w:type="dxa" w:w="1728"/>
+          </w:tcPr>
+          <w:p>
+            <w:r/>
+          </w:p>
+        </w:tc>
+        <w:tc>
+          <w:tcPr>
+            <w:tcW w:type="dxa" w:w="1728"/>
+          </w:tcPr>
+          <w:p>
+            <w:r>
+              <w:t>T3</w:t>
+            </w:r>
+          </w:p>
+        </w:tc>
+        <w:tc>
+          <w:tcPr>
+            <w:tcW w:type="dxa" w:w="1728"/>
+          </w:tcPr>
+          <w:p>
+            <w:r>
+              <w:t>Geological or ground change</w:t>
+            </w:r>
+          </w:p>
+        </w:tc>
+        <w:tc>
+          <w:tcPr>
+            <w:tcW w:type="dxa" w:w="1728"/>
+          </w:tcPr>
+          <w:p>
+            <w:r>
+              <w:t>Water ingress, slope instability, foundation settlement, or running sand</w:t>
+            </w:r>
+          </w:p>
+        </w:tc>
+        <w:tc>
+          <w:tcPr>
+            <w:tcW w:type="dxa" w:w="1728"/>
+          </w:tcPr>
+          <w:p>
+            <w:r>
+              <w:t>sudden water inflow; slope failure; foundation settlement</w:t>
+            </w:r>
+          </w:p>
+        </w:tc>
+      </w:tr>
+      <w:tr>
+        <w:tc>
+          <w:tcPr>
+            <w:tcW w:type="dxa" w:w="1728"/>
+          </w:tcPr>
+          <w:p>
+            <w:r/>
+          </w:p>
+        </w:tc>
+        <w:tc>
+          <w:tcPr>
+            <w:tcW w:type="dxa" w:w="1728"/>
+          </w:tcPr>
+          <w:p>
+            <w:r>
+              <w:t>T4</w:t>
+            </w:r>
+          </w:p>
+        </w:tc>
+        <w:tc>
+          <w:tcPr>
+            <w:tcW w:type="dxa" w:w="1728"/>
+          </w:tcPr>
+          <w:p>
+            <w:r>
+              <w:t>Meteorological or hydrological trigger</w:t>
+            </w:r>
+          </w:p>
+        </w:tc>
+        <w:tc>
+          <w:tcPr>
+            <w:tcW w:type="dxa" w:w="1728"/>
+          </w:tcPr>
+          <w:p>
+            <w:r>
+              <w:t>Heavy rain, high wind, ice and snow, lightning, or sustained rainfall</w:t>
+            </w:r>
+          </w:p>
+        </w:tc>
+        <w:tc>
+          <w:tcPr>
+            <w:tcW w:type="dxa" w:w="1728"/>
+          </w:tcPr>
+          <w:p>
+            <w:r>
+              <w:t>rainstorm; gale; sustained rainfall; lightning</w:t>
+            </w:r>
+          </w:p>
+        </w:tc>
+      </w:tr>
+      <w:tr>
+        <w:tc>
+          <w:tcPr>
+            <w:tcW w:type="dxa" w:w="1728"/>
+          </w:tcPr>
+          <w:p>
+            <w:r>
+              <w:t>H — Human acts</w:t>
+            </w:r>
+          </w:p>
+        </w:tc>
+        <w:tc>
+          <w:tcPr>
+            <w:tcW w:type="dxa" w:w="1728"/>
+          </w:tcPr>
+          <w:p>
+            <w:r>
+              <w:t>H1</w:t>
+            </w:r>
+          </w:p>
+        </w:tc>
+        <w:tc>
+          <w:tcPr>
+            <w:tcW w:type="dxa" w:w="1728"/>
+          </w:tcPr>
+          <w:p>
+            <w:r>
+              <w:t>Procedure violation</w:t>
+            </w:r>
+          </w:p>
+        </w:tc>
+        <w:tc>
+          <w:tcPr>
+            <w:tcW w:type="dxa" w:w="1728"/>
+          </w:tcPr>
+          <w:p>
+            <w:r>
+              <w:t>Work performed against the approved method, an unauthorized method change, or non-compliant erection</w:t>
+            </w:r>
+          </w:p>
+        </w:tc>
+        <w:tc>
+          <w:tcPr>
+            <w:tcW w:type="dxa" w:w="1728"/>
+          </w:tcPr>
+          <w:p>
+            <w:r>
+              <w:t>not built to the scheme; method changed without approval; erected off-code</w:t>
+            </w:r>
+          </w:p>
+        </w:tc>
+      </w:tr>
+      <w:tr>
+        <w:tc>
+          <w:tcPr>
+            <w:tcW w:type="dxa" w:w="1728"/>
+          </w:tcPr>
+          <w:p>
+            <w:r/>
+          </w:p>
+        </w:tc>
+        <w:tc>
+          <w:tcPr>
+            <w:tcW w:type="dxa" w:w="1728"/>
+          </w:tcPr>
+          <w:p>
+            <w:r>
+              <w:t>H2</w:t>
+            </w:r>
+          </w:p>
+        </w:tc>
+        <w:tc>
+          <w:tcPr>
+            <w:tcW w:type="dxa" w:w="1728"/>
+          </w:tcPr>
+          <w:p>
+            <w:r>
+              <w:t>Improper command or decision</w:t>
+            </w:r>
+          </w:p>
+        </w:tc>
+        <w:tc>
+          <w:tcPr>
+            <w:tcW w:type="dxa" w:w="1728"/>
+          </w:tcPr>
+          <w:p>
+            <w:r>
+              <w:t>Work ordered or continued despite a known, identified hazard</w:t>
+            </w:r>
+          </w:p>
+        </w:tc>
+        <w:tc>
+          <w:tcPr>
+            <w:tcW w:type="dxa" w:w="1728"/>
+          </w:tcPr>
+          <w:p>
+            <w:r>
+              <w:t>ordered to proceed; risk known and work continued</w:t>
+            </w:r>
+          </w:p>
+        </w:tc>
+      </w:tr>
+      <w:tr>
+        <w:tc>
+          <w:tcPr>
+            <w:tcW w:type="dxa" w:w="1728"/>
+          </w:tcPr>
+          <w:p>
+            <w:r/>
+          </w:p>
+        </w:tc>
+        <w:tc>
+          <w:tcPr>
+            <w:tcW w:type="dxa" w:w="1728"/>
+          </w:tcPr>
+          <w:p>
+            <w:r>
+              <w:t>H3</w:t>
+            </w:r>
+          </w:p>
+        </w:tc>
+        <w:tc>
+          <w:tcPr>
+            <w:tcW w:type="dxa" w:w="1728"/>
+          </w:tcPr>
+          <w:p>
+            <w:r>
+              <w:t>Risk-perception failure</w:t>
+            </w:r>
+          </w:p>
+        </w:tc>
+        <w:tc>
+          <w:tcPr>
+            <w:tcW w:type="dxa" w:w="1728"/>
+          </w:tcPr>
+          <w:p>
+            <w:r>
+              <w:t>Hazard not recognized, or recognized but misjudged</w:t>
+            </w:r>
+          </w:p>
+        </w:tc>
+        <w:tc>
+          <w:tcPr>
+            <w:tcW w:type="dxa" w:w="1728"/>
+          </w:tcPr>
+          <w:p>
+            <w:r>
+              <w:t>hazard not noticed; risk misjudged; inattention</w:t>
+            </w:r>
+          </w:p>
+        </w:tc>
+      </w:tr>
+      <w:tr>
+        <w:tc>
+          <w:tcPr>
+            <w:tcW w:type="dxa" w:w="1728"/>
+          </w:tcPr>
+          <w:p>
+            <w:r/>
+          </w:p>
+        </w:tc>
+        <w:tc>
+          <w:tcPr>
+            <w:tcW w:type="dxa" w:w="1728"/>
+          </w:tcPr>
+          <w:p>
+            <w:r>
+              <w:t>H4</w:t>
+            </w:r>
+          </w:p>
+        </w:tc>
+        <w:tc>
+          <w:tcPr>
+            <w:tcW w:type="dxa" w:w="1728"/>
+          </w:tcPr>
+          <w:p>
+            <w:r>
+              <w:t>Improper emergency behavior</w:t>
+            </w:r>
+          </w:p>
+        </w:tc>
+        <w:tc>
+          <w:tcPr>
+            <w:tcW w:type="dxa" w:w="1728"/>
+          </w:tcPr>
+          <w:p>
+            <w:r>
+              <w:t>Unprotected rescue attempts, delayed evacuation, or rescue methods that worsened the outcome</w:t>
+            </w:r>
+          </w:p>
+        </w:tc>
+        <w:tc>
+          <w:tcPr>
+            <w:tcW w:type="dxa" w:w="1728"/>
+          </w:tcPr>
+          <w:p>
+            <w:r>
+              <w:t>rescue rushed without protection; wrong rescue method; evacuation delayed</w:t>
+            </w:r>
+          </w:p>
+        </w:tc>
+      </w:tr>
+      <w:tr>
+        <w:tc>
+          <w:tcPr>
+            <w:tcW w:type="dxa" w:w="1728"/>
+          </w:tcPr>
+          <w:p>
+            <w:r>
+              <w:t>C — Consequence amplification</w:t>
+            </w:r>
+          </w:p>
+        </w:tc>
+        <w:tc>
+          <w:tcPr>
+            <w:tcW w:type="dxa" w:w="1728"/>
+          </w:tcPr>
+          <w:p>
+            <w:r>
+              <w:t>C1</w:t>
+            </w:r>
+          </w:p>
+        </w:tc>
+        <w:tc>
+          <w:tcPr>
+            <w:tcW w:type="dxa" w:w="1728"/>
+          </w:tcPr>
+          <w:p>
+            <w:r>
+              <w:t>Delayed rescue response</w:t>
+            </w:r>
+          </w:p>
+        </w:tc>
+        <w:tc>
+          <w:tcPr>
+            <w:tcW w:type="dxa" w:w="1728"/>
+          </w:tcPr>
+          <w:p>
+            <w:r>
+              <w:t>Rescue began late, no emergency plan was in force, or secondary collapse obstructed rescue</w:t>
+            </w:r>
+          </w:p>
+        </w:tc>
+        <w:tc>
+          <w:tcPr>
+            <w:tcW w:type="dxa" w:w="1728"/>
+          </w:tcPr>
+          <w:p>
+            <w:r>
+              <w:t>delayed rescue; secondary collapse; no emergency plan in force</w:t>
+            </w:r>
+          </w:p>
+        </w:tc>
+      </w:tr>
+      <w:tr>
+        <w:tc>
+          <w:tcPr>
+            <w:tcW w:type="dxa" w:w="1728"/>
+          </w:tcPr>
+          <w:p>
+            <w:r/>
+          </w:p>
+        </w:tc>
+        <w:tc>
+          <w:tcPr>
+            <w:tcW w:type="dxa" w:w="1728"/>
+          </w:tcPr>
+          <w:p>
+            <w:r>
+              <w:t>C2</w:t>
+            </w:r>
+          </w:p>
+        </w:tc>
+        <w:tc>
+          <w:tcPr>
+            <w:tcW w:type="dxa" w:w="1728"/>
+          </w:tcPr>
+          <w:p>
+            <w:r>
+              <w:t>Concealed or delayed reporting</w:t>
+            </w:r>
+          </w:p>
+        </w:tc>
+        <w:tc>
+          <w:tcPr>
+            <w:tcW w:type="dxa" w:w="1728"/>
+          </w:tcPr>
+          <w:p>
+            <w:r>
+              <w:t>Failure to report, under-reporting, or late reporting of the accident</w:t>
+            </w:r>
+          </w:p>
+        </w:tc>
+        <w:tc>
+          <w:tcPr>
+            <w:tcW w:type="dxa" w:w="1728"/>
+          </w:tcPr>
+          <w:p>
+            <w:r>
+              <w:t>accident unreported; casualty figure concealed; report filed late</w:t>
+            </w:r>
+          </w:p>
+        </w:tc>
+      </w:tr>
+    </w:tbl>
     <w:p>
       <w:r>
-        <w:t>[表2占位：待手绘 — 5 层 19 类操作定义表]</w:t>
+        <w:rPr>
+          <w:i/>
+        </w:rPr>
+        <w:t>Keywords paraphrase the Chinese expressions that occur in the corpus. The share of codes resting on inference rather than direct quotation varies by layer — 12.0% in the management layer against 3.1% in the trigger layer — consistent with the three-tier evidence scheme of Section 3.1.</w:t>
       </w:r>
     </w:p>
     <w:p>
@@ -2993,8 +4061,14 @@
       </w:r>
     </w:p>
     <w:p>
+      <w:pPr>
+        <w:pStyle w:val="Heading3"/>
+      </w:pPr>
       <w:r>
-        <w:t>#### 4.4.1 Design</w:t>
+        <w:rPr>
+          <w:color w:val="000000"/>
+        </w:rPr>
+        <w:t>4.4.1 Design</w:t>
       </w:r>
     </w:p>
     <w:p>
@@ -3640,8 +4714,14 @@
       </w:r>
     </w:p>
     <w:p>
+      <w:pPr>
+        <w:pStyle w:val="Heading3"/>
+      </w:pPr>
       <w:r>
-        <w:t>#### 4.4.2 Few-Shot outperforms domain CoT on this model–task pair</w:t>
+        <w:rPr>
+          <w:color w:val="000000"/>
+        </w:rPr>
+        <w:t>4.4.2 Few-Shot outperforms domain CoT on this model–task pair</w:t>
       </w:r>
     </w:p>
     <w:p>
@@ -3650,8 +4730,14 @@
       </w:r>
     </w:p>
     <w:p>
+      <w:pPr>
+        <w:pStyle w:val="Heading3"/>
+      </w:pPr>
       <w:r>
-        <w:t>#### 4.4.3 The Lexical Gatekeeping observation and its remedy</w:t>
+        <w:rPr>
+          <w:color w:val="000000"/>
+        </w:rPr>
+        <w:t>4.4.3 The Lexical Gatekeeping observation and its remedy</w:t>
       </w:r>
     </w:p>
     <w:p>
@@ -3732,8 +4818,14 @@
       </w:r>
     </w:p>
     <w:p>
+      <w:pPr>
+        <w:pStyle w:val="Heading3"/>
+      </w:pPr>
       <w:r>
-        <w:t>#### 4.4.4 A constrained ablation of the phrasing change</w:t>
+        <w:rPr>
+          <w:color w:val="000000"/>
+        </w:rPr>
+        <w:t>4.4.4 A constrained ablation of the phrasing change</w:t>
       </w:r>
     </w:p>
     <w:p>
@@ -4513,8 +5605,14 @@
       </w:tr>
     </w:tbl>
     <w:p>
+      <w:pPr>
+        <w:pStyle w:val="Heading3"/>
+      </w:pPr>
       <w:r>
-        <w:t>#### 4.4.5 Strategy selection for the production pipeline</w:t>
+        <w:rPr>
+          <w:color w:val="000000"/>
+        </w:rPr>
+        <w:t>4.4.5 Strategy selection for the production pipeline</w:t>
       </w:r>
     </w:p>
     <w:p>
@@ -6001,7 +7099,7 @@
         <w:rPr>
           <w:i/>
         </w:rPr>
-        <w:t>V2 修订说明（供作者与导师查阅，投稿时删除本段）：本版依据综合评阅意见完成以下文字级修订——①主线确定为"探索性数据工程系统与数据资源"，删除"首次/推翻/证明模型依赖/因果机制/专家级/替代人工/全部编码有证据"等结论；②致因标注重构为 explicit/inferred/prior 三层证据分级（对应数据库 evidence_quality 字段），全文统一分层统计口径；③银标准构建方式如实描述并标注独立性边界；④开发集与测试集重叠风险在 4.1 显式声明；⑤2×2 消融降级为"措辞敏感性观察+实用补救"，删除机制性归因与"排除替代解释"表述；⑥人机一致性限定为"一名标注者、六项字段、协议一致性"，κ/ICC/匹配率分列不再统称 Kappa；⑦全部计数对账闭合（类型 2,617+未标注6、等级 2,622+未标注1、表2 补非空分母列）；⑧M1 数字全文统一为 0.847/0.800；⑨表引用勘误（4.5 节表 7→表 8）、表 6 脚注与数值矛盾修正；⑩数据治理声明扩充（逐源许可/撤回机制/创伤影像访问控制）；⑪局限性扩为 8 项分级；⑫新增 3.2 节"数据来源与语料构建"（含 4 个子节与表 1），端到端呈现采集、清洗、筛选与整合流程，原 3.2–3.5 节顺延为 3.3–3.6 节、表 1–9 顺延为表 2–10，并修正阶段 2 的两处表述（文本类型实为六类而非三类；895 条数字化记录经独立的文献切分路径入库，并非在该阶段被删除）及 5.3 节(6)枚举字段非空率上限（52.3%→83.9%）。六张插图已由 `scripts/gen_paper_figures.py` 生成并插入（Figure 1–6），图中分布数字随主库现读；表 2 仍为占位，待补。</w:t>
+        <w:t>V2 修订说明（供作者与导师查阅，投稿时删除本段）：本版依据综合评阅意见完成以下文字级修订——①主线确定为"探索性数据工程系统与数据资源"，删除"首次/推翻/证明模型依赖/因果机制/专家级/替代人工/全部编码有证据"等结论；②致因标注重构为 explicit/inferred/prior 三层证据分级（对应数据库 evidence_quality 字段），全文统一分层统计口径；③银标准构建方式如实描述并标注独立性边界；④开发集与测试集重叠风险在 4.1 显式声明；⑤2×2 消融降级为"措辞敏感性观察+实用补救"，删除机制性归因与"排除替代解释"表述；⑥人机一致性限定为"一名标注者、六项字段、协议一致性"，κ/ICC/匹配率分列不再统称 Kappa；⑦全部计数对账闭合（类型 2,617+未标注6、等级 2,622+未标注1、表2 补非空分母列）；⑧M1 数字全文统一为 0.847/0.800；⑨表引用勘误（4.5 节表 7→表 8）、表 6 脚注与数值矛盾修正；⑩数据治理声明扩充（逐源许可/撤回机制/创伤影像访问控制）；⑪局限性扩为 8 项分级；⑫新增 3.2 节"数据来源与语料构建"（含 4 个子节与表 1），端到端呈现采集、清洗、筛选与整合流程，原 3.2–3.5 节顺延为 3.3–3.6 节、表 1–9 顺延为表 2–10，并修正阶段 2 的两处表述（文本类型实为六类而非三类；895 条数字化记录经独立的文献切分路径入库，并非在该阶段被删除）及 5.3 节(6)枚举字段非空率上限（52.3%→83.9%）。六张插图已由 `scripts/gen_paper_figures.py` 生成并插入（Figure 1–6），图中分布数字随主库现读；表 2（5 层 19 类操作定义）已按生产提示词补全，定义与落库类名逐条核对一致，表注给出实测的各层推断占比。</w:t>
       </w:r>
     </w:p>
     <w:sectPr>

--- a/docs/paper_v2/eswa_paper_v2_en.docx
+++ b/docs/paper_v2/eswa_paper_v2_en.docx
@@ -185,7 +185,279 @@
     </w:p>
     <w:p>
       <w:r>
-        <w:t>Let $T = \{t_1, t_2, \dots, t_N\}$ denote a corpus of unstructured accident narratives (median 517 characters in our corpus). The pipeline transforms each $t_i$ into a structured record $r_i = (b_i, c_i)$: a basic information vector $b_i$ covering 33 pre-defined fields, and a causal annotation set $c_i = \{(x_{ij}, e_{ij}, \iota_{ij}, q_{ij})\}$, where $x_{ij}$ is a causal code from the CAICS scheme, $e_{ij}$ is the supporting text, $\iota_{ij}$ is the inference chain, and $q_{ij} \in \{\text{explicit}, \text{inferred}, \text{prior}\}$ is the evidence tier.</w:t>
+        <w:t xml:space="preserve">Let </w:t>
+      </w:r>
+      <w:r>
+        <w:rPr>
+          <w:i/>
+        </w:rPr>
+        <w:t>T = {t</w:t>
+      </w:r>
+      <w:r>
+        <w:rPr>
+          <w:i/>
+          <w:vertAlign w:val="subscript"/>
+        </w:rPr>
+        <w:t>1</w:t>
+      </w:r>
+      <w:r>
+        <w:rPr>
+          <w:i/>
+        </w:rPr>
+        <w:t>, t</w:t>
+      </w:r>
+      <w:r>
+        <w:rPr>
+          <w:i/>
+          <w:vertAlign w:val="subscript"/>
+        </w:rPr>
+        <w:t>2</w:t>
+      </w:r>
+      <w:r>
+        <w:rPr>
+          <w:i/>
+        </w:rPr>
+        <w:t>, …, t</w:t>
+      </w:r>
+      <w:r>
+        <w:rPr>
+          <w:i/>
+          <w:vertAlign w:val="subscript"/>
+        </w:rPr>
+        <w:t>N</w:t>
+      </w:r>
+      <w:r>
+        <w:rPr>
+          <w:i/>
+        </w:rPr>
+        <w:t>}</w:t>
+      </w:r>
+      <w:r>
+        <w:t xml:space="preserve"> denote a corpus of unstructured accident narratives (median 517 characters in our corpus). The pipeline transforms each </w:t>
+      </w:r>
+      <w:r>
+        <w:rPr>
+          <w:i/>
+        </w:rPr>
+        <w:t>t</w:t>
+      </w:r>
+      <w:r>
+        <w:rPr>
+          <w:i/>
+          <w:vertAlign w:val="subscript"/>
+        </w:rPr>
+        <w:t>i</w:t>
+      </w:r>
+      <w:r>
+        <w:t xml:space="preserve"> into a structured record </w:t>
+      </w:r>
+      <w:r>
+        <w:rPr>
+          <w:i/>
+        </w:rPr>
+        <w:t>r</w:t>
+      </w:r>
+      <w:r>
+        <w:rPr>
+          <w:i/>
+          <w:vertAlign w:val="subscript"/>
+        </w:rPr>
+        <w:t>i</w:t>
+      </w:r>
+      <w:r>
+        <w:rPr>
+          <w:i/>
+        </w:rPr>
+        <w:t xml:space="preserve"> = (b</w:t>
+      </w:r>
+      <w:r>
+        <w:rPr>
+          <w:i/>
+          <w:vertAlign w:val="subscript"/>
+        </w:rPr>
+        <w:t>i</w:t>
+      </w:r>
+      <w:r>
+        <w:rPr>
+          <w:i/>
+        </w:rPr>
+        <w:t>, c</w:t>
+      </w:r>
+      <w:r>
+        <w:rPr>
+          <w:i/>
+          <w:vertAlign w:val="subscript"/>
+        </w:rPr>
+        <w:t>i</w:t>
+      </w:r>
+      <w:r>
+        <w:rPr>
+          <w:i/>
+        </w:rPr>
+        <w:t>)</w:t>
+      </w:r>
+      <w:r>
+        <w:t xml:space="preserve">: a basic information vector </w:t>
+      </w:r>
+      <w:r>
+        <w:rPr>
+          <w:i/>
+        </w:rPr>
+        <w:t>b</w:t>
+      </w:r>
+      <w:r>
+        <w:rPr>
+          <w:i/>
+          <w:vertAlign w:val="subscript"/>
+        </w:rPr>
+        <w:t>i</w:t>
+      </w:r>
+      <w:r>
+        <w:t xml:space="preserve"> covering 33 pre-defined fields, and a causal annotation set </w:t>
+      </w:r>
+      <w:r>
+        <w:rPr>
+          <w:i/>
+        </w:rPr>
+        <w:t>c</w:t>
+      </w:r>
+      <w:r>
+        <w:rPr>
+          <w:i/>
+          <w:vertAlign w:val="subscript"/>
+        </w:rPr>
+        <w:t>i</w:t>
+      </w:r>
+      <w:r>
+        <w:rPr>
+          <w:i/>
+        </w:rPr>
+        <w:t xml:space="preserve"> = {(x</w:t>
+      </w:r>
+      <w:r>
+        <w:rPr>
+          <w:i/>
+          <w:vertAlign w:val="subscript"/>
+        </w:rPr>
+        <w:t>ij</w:t>
+      </w:r>
+      <w:r>
+        <w:rPr>
+          <w:i/>
+        </w:rPr>
+        <w:t>, e</w:t>
+      </w:r>
+      <w:r>
+        <w:rPr>
+          <w:i/>
+          <w:vertAlign w:val="subscript"/>
+        </w:rPr>
+        <w:t>ij</w:t>
+      </w:r>
+      <w:r>
+        <w:rPr>
+          <w:i/>
+        </w:rPr>
+        <w:t>, ι</w:t>
+      </w:r>
+      <w:r>
+        <w:rPr>
+          <w:i/>
+          <w:vertAlign w:val="subscript"/>
+        </w:rPr>
+        <w:t>ij</w:t>
+      </w:r>
+      <w:r>
+        <w:rPr>
+          <w:i/>
+        </w:rPr>
+        <w:t>, q</w:t>
+      </w:r>
+      <w:r>
+        <w:rPr>
+          <w:i/>
+          <w:vertAlign w:val="subscript"/>
+        </w:rPr>
+        <w:t>ij</w:t>
+      </w:r>
+      <w:r>
+        <w:rPr>
+          <w:i/>
+        </w:rPr>
+        <w:t>)}</w:t>
+      </w:r>
+      <w:r>
+        <w:t xml:space="preserve">, where </w:t>
+      </w:r>
+      <w:r>
+        <w:rPr>
+          <w:i/>
+        </w:rPr>
+        <w:t>x</w:t>
+      </w:r>
+      <w:r>
+        <w:rPr>
+          <w:i/>
+          <w:vertAlign w:val="subscript"/>
+        </w:rPr>
+        <w:t>ij</w:t>
+      </w:r>
+      <w:r>
+        <w:t xml:space="preserve"> is a causal code from the CAICS scheme, </w:t>
+      </w:r>
+      <w:r>
+        <w:rPr>
+          <w:i/>
+        </w:rPr>
+        <w:t>e</w:t>
+      </w:r>
+      <w:r>
+        <w:rPr>
+          <w:i/>
+          <w:vertAlign w:val="subscript"/>
+        </w:rPr>
+        <w:t>ij</w:t>
+      </w:r>
+      <w:r>
+        <w:t xml:space="preserve"> is the supporting text, </w:t>
+      </w:r>
+      <w:r>
+        <w:rPr>
+          <w:i/>
+        </w:rPr>
+        <w:t>ι</w:t>
+      </w:r>
+      <w:r>
+        <w:rPr>
+          <w:i/>
+          <w:vertAlign w:val="subscript"/>
+        </w:rPr>
+        <w:t>ij</w:t>
+      </w:r>
+      <w:r>
+        <w:t xml:space="preserve"> is the inference chain, and </w:t>
+      </w:r>
+      <w:r>
+        <w:rPr>
+          <w:i/>
+        </w:rPr>
+        <w:t>q</w:t>
+      </w:r>
+      <w:r>
+        <w:rPr>
+          <w:i/>
+          <w:vertAlign w:val="subscript"/>
+        </w:rPr>
+        <w:t>ij</w:t>
+      </w:r>
+      <w:r>
+        <w:rPr>
+          <w:i/>
+        </w:rPr>
+        <w:t xml:space="preserve"> ∈ {explicit, inferred, prior}</w:t>
+      </w:r>
+      <w:r>
+        <w:t xml:space="preserve"> is the evidence tier.</w:t>
       </w:r>
     </w:p>
     <w:p>
@@ -204,7 +476,23 @@
         <w:t>explicit</w:t>
       </w:r>
       <w:r>
-        <w:t>: the source text contains a passage that directly supports the code; $e_{ij}$ is a verbatim quotation. Only explicit codes are presented as evidence-backed in the Web interface.</w:t>
+        <w:t xml:space="preserve">: the source text contains a passage that directly supports the code; </w:t>
+      </w:r>
+      <w:r>
+        <w:rPr>
+          <w:i/>
+        </w:rPr>
+        <w:t>e</w:t>
+      </w:r>
+      <w:r>
+        <w:rPr>
+          <w:i/>
+          <w:vertAlign w:val="subscript"/>
+        </w:rPr>
+        <w:t>ij</w:t>
+      </w:r>
+      <w:r>
+        <w:t xml:space="preserve"> is a verbatim quotation. Only explicit codes are presented as evidence-backed in the Web interface.</w:t>
       </w:r>
     </w:p>
     <w:p>

--- a/docs/paper_v2/eswa_paper_v2_en.docx
+++ b/docs/paper_v2/eswa_paper_v2_en.docx
@@ -61,7 +61,7 @@
     </w:p>
     <w:p>
       <w:r>
-        <w:t>Existing computational approaches to this conversion problem fall into three groups. Supervised classifiers such as BERT and its distilled variants require labeled corpora that are expensive to produce in this domain (Togan et al., 2025). LLM-based studies have demonstrated extraction of accident attributes from OSHA narratives (Ahmadi et al., 2024), HFACS-guided classification of Korean fall accidents (Kim and Han, 2024), and knowledge-graph construction from construction reports (Liu and Luo, 2025). The resulting artifacts, however, are mostly study-bound: extraction feeds a single analysis or a static graph rather than an inspectable, updatable database.</w:t>
+        <w:t>Existing computational approaches to this conversion problem fall into three groups. Supervised classifiers such as BERT (Devlin et al., 2019) and its distilled variants require labeled corpora that are expensive to produce in this domain (Togan et al., 2025). LLM-based studies have demonstrated extraction of accident attributes from OSHA narratives (Ahmadi et al., 2024), HFACS-guided classification of Korean fall accidents (Kim and Han, 2024), and knowledge-graph construction from construction reports (Liu and Luo, 2025). The resulting artifacts, however, are mostly study-bound: extraction feeds a single analysis or a static graph rather than an inspectable, updatable database.</w:t>
       </w:r>
     </w:p>
     <w:p>

--- a/docs/paper_v2/eswa_paper_v2_en.docx
+++ b/docs/paper_v2/eswa_paper_v2_en.docx
@@ -5014,7 +5014,7 @@
     </w:p>
     <w:p>
       <w:r>
-        <w:t>S1's examples perform joint format-content calibration: they demonstrate the output schema, the expected code density, code combination patterns, and inference depth. S1's average code density matched the ground truth closely (5.0 vs. 5.1), while S0 under-coded (3.6) and S4 over-coded (6.5). The comparison with Liu et al. (2025a) is informative but confounded: their study and ours differ simultaneously in model (GPT-4o vs. DeepSeek V4), task (aviation HFACS vs. construction CAICS), corpus, and evaluation conditions. The observed ranking difference is therefore consistent with model dependence, task dependence, or both; we do not claim to have isolated model dependence, and the practical reading is simply that the optimal strategy for a new model–task pair cannot be assumed from a single published ranking.</w:t>
+        <w:t>Table 7 reports the comparison. S1's examples perform joint format-content calibration: they demonstrate the output schema, the expected code density, code combination patterns, and inference depth. S1's average code density matched the ground truth closely (5.0 vs. 5.1), while S0 under-coded (3.6) and S4 over-coded (6.5). The comparison with Liu et al. (2025a) is informative but confounded: their study and ours differ simultaneously in model (GPT-4o vs. DeepSeek V4), task (aviation HFACS vs. construction CAICS), corpus, and evaluation conditions. The observed ranking difference is therefore consistent with model dependence, task dependence, or both; we do not claim to have isolated model dependence, and the practical reading is simply that the optimal strategy for a new model–task pair cannot be assumed from a single published ranking.</w:t>
       </w:r>
     </w:p>
     <w:p>

--- a/docs/paper_v2/eswa_paper_v2_en.docx
+++ b/docs/paper_v2/eswa_paper_v2_en.docx
@@ -5014,7 +5014,7 @@
     </w:p>
     <w:p>
       <w:r>
-        <w:t>Table 7 reports the comparison. S1's examples perform joint format-content calibration: they demonstrate the output schema, the expected code density, code combination patterns, and inference depth. S1's average code density matched the ground truth closely (5.0 vs. 5.1), while S0 under-coded (3.6) and S4 over-coded (6.5). The comparison with Liu et al. (2025a) is informative but confounded: their study and ours differ simultaneously in model (GPT-4o vs. DeepSeek V4), task (aviation HFACS vs. construction CAICS), corpus, and evaluation conditions. The observed ranking difference is therefore consistent with model dependence, task dependence, or both; we do not claim to have isolated model dependence, and the practical reading is simply that the optimal strategy for a new model–task pair cannot be assumed from a single published ranking.</w:t>
+        <w:t>Table 7 reports the comparison. S1's examples perform joint format-content calibration: they demonstrate the output schema, the expected code density, code combination patterns, and inference depth. S1's average code density came closest to the ground truth of any strategy (4.2 vs. 5.1), while S0 under-coded (2.8) and S4 over-coded (9.2). The comparison with Liu et al. (2025a) is informative but confounded: their study and ours differ simultaneously in model (GPT-4o vs. DeepSeek V4), task (aviation HFACS vs. construction CAICS), corpus, and evaluation conditions. The observed ranking difference is therefore consistent with model dependence, task dependence, or both; we do not claim to have isolated model dependence, and the practical reading is simply that the optimal strategy for a new model–task pair cannot be assumed from a single published ranking.</w:t>
       </w:r>
     </w:p>
     <w:p>

--- a/docs/paper_v2/eswa_paper_v2_en.docx
+++ b/docs/paper_v2/eswa_paper_v2_en.docx
@@ -2757,7 +2757,7 @@
           </w:tcPr>
           <w:p>
             <w:r>
-              <w:t>2.9%</w:t>
+              <w:t>2.8%</w:t>
             </w:r>
           </w:p>
         </w:tc>

--- a/docs/paper_v2/eswa_paper_v2_en.docx
+++ b/docs/paper_v2/eswa_paper_v2_en.docx
@@ -1120,7 +1120,7 @@
     </w:tbl>
     <w:p>
       <w:r>
-        <w:t>The two tracks are not interchangeable, and presenting them as a single homogeneous source would misrepresent the database. The digitization track carries the historical depth of the corpus: the 703 records drawn from the Fan compilation are the sole source of the 1978–1990 block, and no web source contributes to that period. The web track supplies the contemporary record, including all government investigation reports, which are the most detailed and most authoritative documents in the corpus. Because the two tracks differ systematically in writing register, length, and field completeness, the pipeline applies the same extraction and coding prompts to both but reports source composition alongside aggregate statistics, and the Web interface exposes the source track as a filterable attribute.</w:t>
+        <w:t>The two tracks are not interchangeable, and presenting them as a single homogeneous source would misrepresent the database. The digitization track carries the historical depth of the corpus: the 703 records drawn from the Fan compilation are the sole source of the 1978–1990 block, and no web source contributes to that period. The web track supplies the contemporary record, including all government investigation reports, which are the most detailed and most authoritative documents in the corpus. Because the two tracks differ systematically in writing register, length, and field completeness, the pipeline applies the same extraction and coding prompts to both but reports source composition alongside aggregate statistics, and the Web interface exposes the source track as a filterable attribute. The difference is not confined to record counts: the digitization track accounts for 6,270 of the 16,323 causal annotations (38.4%) and 6,081 of the 14,784 verbatim-evidence annotations (41.1%).</w:t>
       </w:r>
     </w:p>
     <w:p>

--- a/docs/paper_v2/eswa_paper_v2_en.docx
+++ b/docs/paper_v2/eswa_paper_v2_en.docx
@@ -3262,6 +3262,11 @@
         </w:tc>
       </w:tr>
     </w:tbl>
+    <w:p>
+      <w:r>
+        <w:t>The severity distribution follows the Chinese classification standard for production safety accidents (general, relatively major, major, and particularly major). The twelve accident types consolidate the standard Chinese occupational-injury classification (GB 6441-86) with construction-specific granularity: collapse and earthwork collapse are separated because they dominate construction fatalities and require distinct preventive regimes, while drowning and poisoning/asphyxiation are retained as distinct types despite their lower frequency.</w:t>
+      </w:r>
+    </w:p>
     <w:p>
       <w:r>
         <w:t>Figure 3 shows the distribution of the nineteen CAICS categories; the top codes (M1 deficient supervision, H1 procedure violation, H3 failed risk perception) partly reflect the production prompt's authorized prior inference, which is why the tier breakdown is reported alongside the totals.</w:t>

--- a/docs/paper_v2/eswa_paper_v2_en.docx
+++ b/docs/paper_v2/eswa_paper_v2_en.docx
@@ -1156,7 +1156,7 @@
         <w:t>Web-collection track.</w:t>
       </w:r>
       <w:r>
-        <w:t xml:space="preserve"> Twenty-five collectors acquire the web portion. Each implements a common interface and is registered in a central registry; the implementations fall into four families — one search-engine aggregator that issues predefined queries and admits results only from a domain whitelist; nineteen provincial emergency-management bureau collectors that parse HTML listing and detail pages and, in most cases, download and extract attached PDF investigation reports; two national-level collectors (Ministry of Emergency Management and MOHURD); and three auxiliary importers covering open-government datasets, a safety-news special-topic archive, and two published academic accident datasets.</w:t>
+        <w:t xml:space="preserve"> Twenty-four collectors acquire the web portion. Each implements a common interface and is registered in a central registry; the implementations fall into four families — one search-engine aggregator that issues predefined queries and admits results only from a domain whitelist; eighteen provincial emergency-management bureau collectors that parse HTML listing and detail pages and, in most cases, download and extract attached PDF investigation reports; two national-level collectors (Ministry of Emergency Management and MOHURD); and three further sources — two industry safety-news portals that together supply 1,636 of the 2,623 records in the corpus (62.4%), and one open-government dataset importer.</w:t>
       </w:r>
     </w:p>
     <w:p>
@@ -1166,7 +1166,7 @@
     </w:p>
     <w:p>
       <w:r>
-        <w:t>Query construction combines two mechanisms. The aggregator issues 17 predefined query templates covering collapse, fall from height, hoisting, excavation, scaffolding, electrocution, fire, poisoning, struck-by, and machinery, together with ministry-level report queries; per-record search enhancement (Section 3.4) later generates up to three additional queries from each accident's own place names and keywords. Admission of a search result is restricted to a whitelist of 15 news domains plus any `gov.cn` host, which keeps search-derived material inside the same source population as the targeted collectors.</w:t>
+        <w:t>Query construction combines two mechanisms. The aggregator issues 17 predefined query templates covering collapse, fall from height, hoisting, excavation, scaffolding, electrocution, fire, poisoning, struck-by, and machinery, together with ministry-level report queries; per-record search enhancement (Section 3.4) later generates up to three additional queries from each accident's own place names and keywords. Admission of a search result is restricted to a whitelist of 19 news domains plus any `gov.cn` host, which keeps search-derived material inside the same source population as the targeted collectors.</w:t>
       </w:r>
     </w:p>
     <w:p>
@@ -7044,6 +7044,20 @@
       </w:r>
       <w:r>
         <w:t xml:space="preserve"> Data, code, and full prompts are released upon publication rather than at submission; single-run configurations and family-level model identifiers limit exact reproduction. We commit to releasing an anonymous read-only database, verbatim prompts, a minimal reproduction package, and a system demo before resubmission.</w:t>
+      </w:r>
+    </w:p>
+    <w:p>
+      <w:r>
+        <w:t xml:space="preserve">(9) </w:t>
+      </w:r>
+      <w:r>
+        <w:rPr>
+          <w:i/>
+        </w:rPr>
+        <w:t>Description fidelity.</w:t>
+      </w:r>
+      <w:r>
+        <w:t xml:space="preserve"> The system description in Section 3 is an author-written account of the implementation rather than an artifact generated from it. A manual audit of that account against the collector registry after drafting found four discrepancies within a single paragraph of Section 3.2.2 — the total collector count, the provincial collector count, the composition of the auxiliary-source family, and the size of the news-domain whitelist — all of which have been corrected. The episode bounds how the remainder of the description should be read: narrative statements about the implementation rest on manual reconciliation with the code, and a reader who needs to verify a specific claim should treat the registry and the released code as authoritative rather than the prose.</w:t>
       </w:r>
     </w:p>
     <w:p>
